--- a/Courses/Software-Sciences/IT-Module-3-Web-Design/09-HTML-Basics/09-HTML-Basics-Exercises.docx
+++ b/Courses/Software-Sciences/IT-Module-3-Web-Design/09-HTML-Basics/09-HTML-Basics-Exercises.docx
@@ -1,6 +1,6 @@
 
 <file path=word/document.xml><?xml version="1.0" encoding="utf-8"?>
-<w:document xmlns:wpc="http://schemas.microsoft.com/office/word/2010/wordprocessingCanvas" xmlns:cx="http://schemas.microsoft.com/office/drawing/2014/chartex" xmlns:cx1="http://schemas.microsoft.com/office/drawing/2015/9/8/chartex" xmlns:cx2="http://schemas.microsoft.com/office/drawing/2015/10/21/chartex" xmlns:cx3="http://schemas.microsoft.com/office/drawing/2016/5/9/chartex" xmlns:cx4="http://schemas.microsoft.com/office/drawing/2016/5/10/chartex" xmlns:cx5="http://schemas.microsoft.com/office/drawing/2016/5/11/chartex" xmlns:cx6="http://schemas.microsoft.com/office/drawing/2016/5/12/chartex" xmlns:cx7="http://schemas.microsoft.com/office/drawing/2016/5/13/chartex" xmlns:cx8="http://schemas.microsoft.com/office/drawing/2016/5/14/chartex" xmlns:mc="http://schemas.openxmlformats.org/markup-compatibility/2006" xmlns:aink="http://schemas.microsoft.com/office/drawing/2016/ink" xmlns:am3d="http://schemas.microsoft.com/office/drawing/2017/model3d" xmlns:o="urn:schemas-microsoft-com:office:office" xmlns:oel="http://schemas.microsoft.com/office/2019/extlst" xmlns:r="http://schemas.openxmlformats.org/officeDocument/2006/relationships" xmlns:m="http://schemas.openxmlformats.org/officeDocument/2006/math" xmlns:v="urn:schemas-microsoft-com:vml" xmlns:wp14="http://schemas.microsoft.com/office/word/2010/wordprocessingDrawing" xmlns:wp="http://schemas.openxmlformats.org/drawingml/2006/wordprocessingDrawing" xmlns:w10="urn:schemas-microsoft-com:office:word" xmlns:w="http://schemas.openxmlformats.org/wordprocessingml/2006/main" xmlns:w14="http://schemas.microsoft.com/office/word/2010/wordml" xmlns:w15="http://schemas.microsoft.com/office/word/2012/wordml" xmlns:w16cex="http://schemas.microsoft.com/office/word/2018/wordml/cex" xmlns:w16cid="http://schemas.microsoft.com/office/word/2016/wordml/cid" xmlns:w16="http://schemas.microsoft.com/office/word/2018/wordml" xmlns:w16sdtdh="http://schemas.microsoft.com/office/word/2020/wordml/sdtdatahash" xmlns:w16se="http://schemas.microsoft.com/office/word/2015/wordml/symex" xmlns:wpg="http://schemas.microsoft.com/office/word/2010/wordprocessingGroup" xmlns:wpi="http://schemas.microsoft.com/office/word/2010/wordprocessingInk" xmlns:wne="http://schemas.microsoft.com/office/word/2006/wordml" xmlns:wps="http://schemas.microsoft.com/office/word/2010/wordprocessingShape" mc:Ignorable="w14 w15 w16se w16cid w16 w16cex w16sdtdh wp14">
+<w:document xmlns:wpc="http://schemas.microsoft.com/office/word/2010/wordprocessingCanvas" xmlns:cx="http://schemas.microsoft.com/office/drawing/2014/chartex" xmlns:cx1="http://schemas.microsoft.com/office/drawing/2015/9/8/chartex" xmlns:cx2="http://schemas.microsoft.com/office/drawing/2015/10/21/chartex" xmlns:cx3="http://schemas.microsoft.com/office/drawing/2016/5/9/chartex" xmlns:cx4="http://schemas.microsoft.com/office/drawing/2016/5/10/chartex" xmlns:cx5="http://schemas.microsoft.com/office/drawing/2016/5/11/chartex" xmlns:cx6="http://schemas.microsoft.com/office/drawing/2016/5/12/chartex" xmlns:cx7="http://schemas.microsoft.com/office/drawing/2016/5/13/chartex" xmlns:cx8="http://schemas.microsoft.com/office/drawing/2016/5/14/chartex" xmlns:mc="http://schemas.openxmlformats.org/markup-compatibility/2006" xmlns:aink="http://schemas.microsoft.com/office/drawing/2016/ink" xmlns:am3d="http://schemas.microsoft.com/office/drawing/2017/model3d" xmlns:o="urn:schemas-microsoft-com:office:office" xmlns:oel="http://schemas.microsoft.com/office/2019/extlst" xmlns:r="http://schemas.openxmlformats.org/officeDocument/2006/relationships" xmlns:m="http://schemas.openxmlformats.org/officeDocument/2006/math" xmlns:v="urn:schemas-microsoft-com:vml" xmlns:wp14="http://schemas.microsoft.com/office/word/2010/wordprocessingDrawing" xmlns:wp="http://schemas.openxmlformats.org/drawingml/2006/wordprocessingDrawing" xmlns:w10="urn:schemas-microsoft-com:office:word" xmlns:w="http://schemas.openxmlformats.org/wordprocessingml/2006/main" xmlns:w14="http://schemas.microsoft.com/office/word/2010/wordml" xmlns:w15="http://schemas.microsoft.com/office/word/2012/wordml" xmlns:w16cex="http://schemas.microsoft.com/office/word/2018/wordml/cex" xmlns:w16cid="http://schemas.microsoft.com/office/word/2016/wordml/cid" xmlns:w16="http://schemas.microsoft.com/office/word/2018/wordml" xmlns:w16du="http://schemas.microsoft.com/office/word/2023/wordml/word16du" xmlns:w16sdtdh="http://schemas.microsoft.com/office/word/2020/wordml/sdtdatahash" xmlns:w16se="http://schemas.microsoft.com/office/word/2015/wordml/symex" xmlns:wpg="http://schemas.microsoft.com/office/word/2010/wordprocessingGroup" xmlns:wpi="http://schemas.microsoft.com/office/word/2010/wordprocessingInk" xmlns:wne="http://schemas.microsoft.com/office/word/2006/wordml" xmlns:wps="http://schemas.microsoft.com/office/word/2010/wordprocessingShape" mc:Ignorable="w14 w15 w16se w16cid w16 w16cex w16sdtdh w16du wp14">
   <w:body>
     <w:p>
       <w:pPr>
@@ -84,7 +84,7 @@
           <w:noProof/>
         </w:rPr>
         <w:drawing>
-          <wp:inline distT="0" distB="0" distL="0" distR="0" wp14:anchorId="73F5C6D6" wp14:editId="7D4A388F">
+          <wp:inline distT="0" distB="0" distL="0" distR="0" wp14:anchorId="73F5C6D6" wp14:editId="1437002C">
             <wp:extent cx="1065886" cy="497260"/>
             <wp:effectExtent l="0" t="0" r="1270" b="0"/>
             <wp:docPr id="470543985" name="Picture 1"/>
@@ -401,6 +401,9 @@
           <w:ilvl w:val="0"/>
           <w:numId w:val="2"/>
         </w:numPr>
+        <w:rPr>
+          <w:lang w:val="bg-BG"/>
+        </w:rPr>
       </w:pPr>
       <w:r>
         <w:rPr>
@@ -430,6 +433,9 @@
         <w:t>HTML</w:t>
       </w:r>
       <w:r>
+        <w:rPr>
+          <w:lang w:val="bg-BG"/>
+        </w:rPr>
         <w:t>?</w:t>
       </w:r>
     </w:p>
@@ -440,6 +446,9 @@
           <w:ilvl w:val="1"/>
           <w:numId w:val="2"/>
         </w:numPr>
+        <w:rPr>
+          <w:lang w:val="bg-BG"/>
+        </w:rPr>
       </w:pPr>
       <w:r>
         <w:rPr>
@@ -464,6 +473,9 @@
           <w:ilvl w:val="1"/>
           <w:numId w:val="2"/>
         </w:numPr>
+        <w:rPr>
+          <w:lang w:val="bg-BG"/>
+        </w:rPr>
       </w:pPr>
       <w:r>
         <w:rPr>
@@ -472,7 +484,13 @@
         <w:t xml:space="preserve">Отбелязват началото на даден </w:t>
       </w:r>
       <w:r>
-        <w:t xml:space="preserve">HTML </w:t>
+        <w:t>HTML</w:t>
+      </w:r>
+      <w:r>
+        <w:rPr>
+          <w:lang w:val="bg-BG"/>
+        </w:rPr>
+        <w:t xml:space="preserve"> </w:t>
       </w:r>
       <w:r>
         <w:rPr>
@@ -488,6 +506,9 @@
           <w:ilvl w:val="1"/>
           <w:numId w:val="2"/>
         </w:numPr>
+        <w:rPr>
+          <w:lang w:val="bg-BG"/>
+        </w:rPr>
       </w:pPr>
       <w:r>
         <w:rPr>
@@ -496,7 +517,13 @@
         <w:t xml:space="preserve">Изграждат основната рамка на </w:t>
       </w:r>
       <w:r>
-        <w:t xml:space="preserve">HTML </w:t>
+        <w:t>HTML</w:t>
+      </w:r>
+      <w:r>
+        <w:rPr>
+          <w:lang w:val="bg-BG"/>
+        </w:rPr>
+        <w:t xml:space="preserve"> </w:t>
       </w:r>
       <w:r>
         <w:rPr>
@@ -512,6 +539,9 @@
           <w:ilvl w:val="1"/>
           <w:numId w:val="2"/>
         </w:numPr>
+        <w:rPr>
+          <w:lang w:val="bg-BG"/>
+        </w:rPr>
       </w:pPr>
       <w:r>
         <w:rPr>
@@ -520,7 +550,13 @@
         <w:t xml:space="preserve">Определят свойствата на даден </w:t>
       </w:r>
       <w:r>
-        <w:t xml:space="preserve">HTML </w:t>
+        <w:t>HTML</w:t>
+      </w:r>
+      <w:r>
+        <w:rPr>
+          <w:lang w:val="bg-BG"/>
+        </w:rPr>
+        <w:t xml:space="preserve"> </w:t>
       </w:r>
       <w:r>
         <w:rPr>
@@ -597,7 +633,15 @@
           <w:b/>
           <w:bCs/>
         </w:rPr>
-        <w:t xml:space="preserve">HTML </w:t>
+        <w:t>HTML</w:t>
+      </w:r>
+      <w:r>
+        <w:rPr>
+          <w:b/>
+          <w:bCs/>
+          <w:lang w:val="bg-BG"/>
+        </w:rPr>
+        <w:t xml:space="preserve"> </w:t>
       </w:r>
       <w:r>
         <w:rPr>
@@ -622,6 +666,9 @@
         <w:t>div</w:t>
       </w:r>
       <w:r>
+        <w:rPr>
+          <w:lang w:val="bg-BG"/>
+        </w:rPr>
         <w:t xml:space="preserve">, </w:t>
       </w:r>
       <w:r>
@@ -633,6 +680,9 @@
         <w:t>заглавие</w:t>
       </w:r>
       <w:r>
+        <w:rPr>
+          <w:lang w:val="bg-BG"/>
+        </w:rPr>
         <w:t xml:space="preserve"> </w:t>
       </w:r>
       <w:r>
@@ -647,46 +697,67 @@
           <w:b/>
           <w:bCs/>
         </w:rPr>
-        <w:t>h1</w:t>
-      </w:r>
-      <w:r>
-        <w:t xml:space="preserve">) </w:t>
-      </w:r>
-      <w:r>
-        <w:t>и</w:t>
-      </w:r>
-      <w:r>
-        <w:rPr>
-          <w:lang w:val="bg-BG"/>
-        </w:rPr>
-        <w:t xml:space="preserve"> </w:t>
-      </w:r>
-      <w:r>
-        <w:rPr>
-          <w:b/>
-          <w:bCs/>
-          <w:lang w:val="bg-BG"/>
-        </w:rPr>
-        <w:t>параграф</w:t>
-      </w:r>
-      <w:r>
-        <w:rPr>
-          <w:lang w:val="bg-BG"/>
-        </w:rPr>
-        <w:t xml:space="preserve"> </w:t>
-      </w:r>
-      <w:r>
-        <w:t>(</w:t>
+        <w:t>h</w:t>
       </w:r>
       <w:r>
         <w:rPr>
           <w:rFonts w:ascii="Consolas" w:hAnsi="Consolas" w:cs="Consolas"/>
           <w:b/>
           <w:bCs/>
+          <w:lang w:val="bg-BG"/>
+        </w:rPr>
+        <w:t>1</w:t>
+      </w:r>
+      <w:r>
+        <w:rPr>
+          <w:lang w:val="bg-BG"/>
+        </w:rPr>
+        <w:t xml:space="preserve">) </w:t>
+      </w:r>
+      <w:r>
+        <w:rPr>
+          <w:lang w:val="bg-BG"/>
+        </w:rPr>
+        <w:t>и</w:t>
+      </w:r>
+      <w:r>
+        <w:rPr>
+          <w:lang w:val="bg-BG"/>
+        </w:rPr>
+        <w:t xml:space="preserve"> </w:t>
+      </w:r>
+      <w:r>
+        <w:rPr>
+          <w:b/>
+          <w:bCs/>
+          <w:lang w:val="bg-BG"/>
+        </w:rPr>
+        <w:t>параграф</w:t>
+      </w:r>
+      <w:r>
+        <w:rPr>
+          <w:lang w:val="bg-BG"/>
+        </w:rPr>
+        <w:t xml:space="preserve"> </w:t>
+      </w:r>
+      <w:r>
+        <w:rPr>
+          <w:lang w:val="bg-BG"/>
+        </w:rPr>
+        <w:t>(</w:t>
+      </w:r>
+      <w:r>
+        <w:rPr>
+          <w:rFonts w:ascii="Consolas" w:hAnsi="Consolas" w:cs="Consolas"/>
+          <w:b/>
+          <w:bCs/>
         </w:rPr>
         <w:t>p</w:t>
       </w:r>
       <w:r>
+        <w:rPr>
+          <w:lang w:val="bg-BG"/>
+        </w:rPr>
         <w:t xml:space="preserve">) </w:t>
       </w:r>
       <w:r>
@@ -718,21 +789,28 @@
           <w:numId w:val="5"/>
         </w:numPr>
         <w:spacing w:after="0"/>
-      </w:pPr>
-      <w:r>
-        <w:rPr>
+        <w:rPr>
+          <w:highlight w:val="yellow"/>
+          <w:lang w:val="bg-BG"/>
+        </w:rPr>
+      </w:pPr>
+      <w:r>
+        <w:rPr>
+          <w:highlight w:val="yellow"/>
           <w:lang w:val="bg-BG"/>
         </w:rPr>
         <w:t>Създа</w:t>
       </w:r>
       <w:r>
         <w:rPr>
+          <w:highlight w:val="yellow"/>
           <w:lang w:val="bg-BG"/>
         </w:rPr>
         <w:t>йте</w:t>
       </w:r>
       <w:r>
         <w:rPr>
+          <w:highlight w:val="yellow"/>
           <w:lang w:val="bg-BG"/>
         </w:rPr>
         <w:t xml:space="preserve"> </w:t>
@@ -741,12 +819,14 @@
         <w:rPr>
           <w:b/>
           <w:bCs/>
+          <w:highlight w:val="yellow"/>
           <w:lang w:val="bg-BG"/>
         </w:rPr>
         <w:t>нов файл</w:t>
       </w:r>
       <w:r>
         <w:rPr>
+          <w:highlight w:val="yellow"/>
           <w:lang w:val="bg-BG"/>
         </w:rPr>
         <w:t xml:space="preserve"> с </w:t>
@@ -755,12 +835,14 @@
         <w:rPr>
           <w:b/>
           <w:bCs/>
+          <w:highlight w:val="yellow"/>
           <w:lang w:val="bg-BG"/>
         </w:rPr>
         <w:t>разширение</w:t>
       </w:r>
       <w:r>
         <w:rPr>
+          <w:highlight w:val="yellow"/>
           <w:lang w:val="bg-BG"/>
         </w:rPr>
         <w:t xml:space="preserve"> </w:t>
@@ -770,98 +852,148 @@
           <w:rFonts w:ascii="Consolas" w:hAnsi="Consolas" w:cs="Consolas"/>
           <w:b/>
           <w:bCs/>
-        </w:rPr>
-        <w:t>.html</w:t>
-      </w:r>
-      <w:r>
-        <w:rPr>
-          <w:lang w:val="bg-BG"/>
-        </w:rPr>
-        <w:t xml:space="preserve">, например </w:t>
+          <w:highlight w:val="yellow"/>
+          <w:lang w:val="bg-BG"/>
+        </w:rPr>
+        <w:t>.</w:t>
       </w:r>
       <w:r>
         <w:rPr>
           <w:rFonts w:ascii="Consolas" w:hAnsi="Consolas" w:cs="Consolas"/>
           <w:b/>
           <w:bCs/>
-          <w:lang w:val="bg-BG"/>
-        </w:rPr>
-        <w:t>i</w:t>
+          <w:highlight w:val="yellow"/>
+        </w:rPr>
+        <w:t>html</w:t>
+      </w:r>
+      <w:r>
+        <w:rPr>
+          <w:highlight w:val="yellow"/>
+          <w:lang w:val="bg-BG"/>
+        </w:rPr>
+        <w:t xml:space="preserve">, например </w:t>
       </w:r>
       <w:r>
         <w:rPr>
           <w:rFonts w:ascii="Consolas" w:hAnsi="Consolas" w:cs="Consolas"/>
           <w:b/>
           <w:bCs/>
-        </w:rPr>
-        <w:t>ndex.html</w:t>
-      </w:r>
-      <w:r>
-        <w:t xml:space="preserve">. </w:t>
-      </w:r>
-      <w:r>
-        <w:rPr>
-          <w:lang w:val="bg-BG"/>
-        </w:rPr>
-        <w:t>Отв</w:t>
-      </w:r>
-      <w:r>
-        <w:rPr>
-          <w:lang w:val="bg-BG"/>
-        </w:rPr>
-        <w:t>орете</w:t>
-      </w:r>
-      <w:r>
-        <w:rPr>
-          <w:lang w:val="bg-BG"/>
-        </w:rPr>
-        <w:t xml:space="preserve"> </w:t>
-      </w:r>
-      <w:r>
-        <w:rPr>
+          <w:highlight w:val="yellow"/>
+          <w:lang w:val="bg-BG"/>
+        </w:rPr>
+        <w:t>i</w:t>
+      </w:r>
+      <w:r>
+        <w:rPr>
+          <w:rFonts w:ascii="Consolas" w:hAnsi="Consolas" w:cs="Consolas"/>
           <w:b/>
           <w:bCs/>
-          <w:lang w:val="bg-BG"/>
-        </w:rPr>
-        <w:t>файла</w:t>
-      </w:r>
-      <w:r>
-        <w:rPr>
-          <w:lang w:val="bg-BG"/>
-        </w:rPr>
-        <w:t xml:space="preserve"> </w:t>
-      </w:r>
-      <w:r>
-        <w:t>в</w:t>
-      </w:r>
-      <w:r>
-        <w:rPr>
-          <w:lang w:val="bg-BG"/>
-        </w:rPr>
-        <w:t xml:space="preserve"> </w:t>
-      </w:r>
-      <w:r>
-        <w:rPr>
+          <w:highlight w:val="yellow"/>
+        </w:rPr>
+        <w:t>ndex</w:t>
+      </w:r>
+      <w:r>
+        <w:rPr>
+          <w:rFonts w:ascii="Consolas" w:hAnsi="Consolas" w:cs="Consolas"/>
           <w:b/>
           <w:bCs/>
-          <w:lang w:val="bg-BG"/>
-        </w:rPr>
-        <w:t>текстов редактор</w:t>
-      </w:r>
-      <w:r>
-        <w:rPr>
-          <w:lang w:val="bg-BG"/>
-        </w:rPr>
-        <w:t xml:space="preserve"> по избор, например </w:t>
-      </w:r>
-      <w:r>
-        <w:rPr>
+          <w:highlight w:val="yellow"/>
+          <w:lang w:val="bg-BG"/>
+        </w:rPr>
+        <w:t>.</w:t>
+      </w:r>
+      <w:r>
+        <w:rPr>
+          <w:rFonts w:ascii="Consolas" w:hAnsi="Consolas" w:cs="Consolas"/>
           <w:b/>
           <w:bCs/>
-        </w:rPr>
-        <w:t>VS Code</w:t>
-      </w:r>
-      <w:r>
+          <w:highlight w:val="yellow"/>
+        </w:rPr>
+        <w:t>html</w:t>
+      </w:r>
+      <w:r>
+        <w:rPr>
+          <w:highlight w:val="yellow"/>
+          <w:lang w:val="bg-BG"/>
+        </w:rPr>
+        <w:t>. Отв</w:t>
+      </w:r>
+      <w:r>
+        <w:rPr>
+          <w:highlight w:val="yellow"/>
+          <w:lang w:val="bg-BG"/>
+        </w:rPr>
+        <w:t>орете</w:t>
+      </w:r>
+      <w:r>
+        <w:rPr>
+          <w:highlight w:val="yellow"/>
+          <w:lang w:val="bg-BG"/>
+        </w:rPr>
+        <w:t xml:space="preserve"> </w:t>
+      </w:r>
+      <w:r>
+        <w:rPr>
+          <w:b/>
+          <w:bCs/>
+          <w:highlight w:val="yellow"/>
+          <w:lang w:val="bg-BG"/>
+        </w:rPr>
+        <w:t>файла</w:t>
+      </w:r>
+      <w:r>
+        <w:rPr>
+          <w:highlight w:val="yellow"/>
+          <w:lang w:val="bg-BG"/>
+        </w:rPr>
+        <w:t xml:space="preserve"> в </w:t>
+      </w:r>
+      <w:r>
+        <w:rPr>
+          <w:b/>
+          <w:bCs/>
+          <w:highlight w:val="yellow"/>
+          <w:lang w:val="bg-BG"/>
+        </w:rPr>
+        <w:t>текстов редактор</w:t>
+      </w:r>
+      <w:r>
+        <w:rPr>
+          <w:highlight w:val="yellow"/>
+          <w:lang w:val="bg-BG"/>
+        </w:rPr>
+        <w:t xml:space="preserve"> по избор, например </w:t>
+      </w:r>
+      <w:r>
+        <w:rPr>
+          <w:b/>
+          <w:bCs/>
+          <w:highlight w:val="yellow"/>
+        </w:rPr>
+        <w:t>VS</w:t>
+      </w:r>
+      <w:r>
+        <w:rPr>
+          <w:b/>
+          <w:bCs/>
+          <w:highlight w:val="yellow"/>
+          <w:lang w:val="bg-BG"/>
+        </w:rPr>
+        <w:t xml:space="preserve"> </w:t>
+      </w:r>
+      <w:r>
+        <w:rPr>
+          <w:b/>
+          <w:bCs/>
+          <w:highlight w:val="yellow"/>
+        </w:rPr>
+        <w:t>Code</w:t>
+      </w:r>
+      <w:r>
+        <w:rPr>
+          <w:highlight w:val="yellow"/>
+          <w:lang w:val="bg-BG"/>
+        </w:rPr>
         <w:t>.</w:t>
       </w:r>
     </w:p>
@@ -1328,7 +1460,7 @@
 </file>
 
 <file path=word/endnotes.xml><?xml version="1.0" encoding="utf-8"?>
-<w:endnotes xmlns:wpc="http://schemas.microsoft.com/office/word/2010/wordprocessingCanvas" xmlns:cx="http://schemas.microsoft.com/office/drawing/2014/chartex" xmlns:cx1="http://schemas.microsoft.com/office/drawing/2015/9/8/chartex" xmlns:cx2="http://schemas.microsoft.com/office/drawing/2015/10/21/chartex" xmlns:cx3="http://schemas.microsoft.com/office/drawing/2016/5/9/chartex" xmlns:cx4="http://schemas.microsoft.com/office/drawing/2016/5/10/chartex" xmlns:cx5="http://schemas.microsoft.com/office/drawing/2016/5/11/chartex" xmlns:cx6="http://schemas.microsoft.com/office/drawing/2016/5/12/chartex" xmlns:cx7="http://schemas.microsoft.com/office/drawing/2016/5/13/chartex" xmlns:cx8="http://schemas.microsoft.com/office/drawing/2016/5/14/chartex" xmlns:mc="http://schemas.openxmlformats.org/markup-compatibility/2006" xmlns:aink="http://schemas.microsoft.com/office/drawing/2016/ink" xmlns:am3d="http://schemas.microsoft.com/office/drawing/2017/model3d" xmlns:o="urn:schemas-microsoft-com:office:office" xmlns:oel="http://schemas.microsoft.com/office/2019/extlst" xmlns:r="http://schemas.openxmlformats.org/officeDocument/2006/relationships" xmlns:m="http://schemas.openxmlformats.org/officeDocument/2006/math" xmlns:v="urn:schemas-microsoft-com:vml" xmlns:wp14="http://schemas.microsoft.com/office/word/2010/wordprocessingDrawing" xmlns:wp="http://schemas.openxmlformats.org/drawingml/2006/wordprocessingDrawing" xmlns:w10="urn:schemas-microsoft-com:office:word" xmlns:w="http://schemas.openxmlformats.org/wordprocessingml/2006/main" xmlns:w14="http://schemas.microsoft.com/office/word/2010/wordml" xmlns:w15="http://schemas.microsoft.com/office/word/2012/wordml" xmlns:w16cex="http://schemas.microsoft.com/office/word/2018/wordml/cex" xmlns:w16cid="http://schemas.microsoft.com/office/word/2016/wordml/cid" xmlns:w16="http://schemas.microsoft.com/office/word/2018/wordml" xmlns:w16sdtdh="http://schemas.microsoft.com/office/word/2020/wordml/sdtdatahash" xmlns:w16se="http://schemas.microsoft.com/office/word/2015/wordml/symex" xmlns:wpg="http://schemas.microsoft.com/office/word/2010/wordprocessingGroup" xmlns:wpi="http://schemas.microsoft.com/office/word/2010/wordprocessingInk" xmlns:wne="http://schemas.microsoft.com/office/word/2006/wordml" xmlns:wps="http://schemas.microsoft.com/office/word/2010/wordprocessingShape" mc:Ignorable="w14 w15 w16se w16cid w16 w16cex w16sdtdh wp14">
+<w:endnotes xmlns:wpc="http://schemas.microsoft.com/office/word/2010/wordprocessingCanvas" xmlns:cx="http://schemas.microsoft.com/office/drawing/2014/chartex" xmlns:cx1="http://schemas.microsoft.com/office/drawing/2015/9/8/chartex" xmlns:cx2="http://schemas.microsoft.com/office/drawing/2015/10/21/chartex" xmlns:cx3="http://schemas.microsoft.com/office/drawing/2016/5/9/chartex" xmlns:cx4="http://schemas.microsoft.com/office/drawing/2016/5/10/chartex" xmlns:cx5="http://schemas.microsoft.com/office/drawing/2016/5/11/chartex" xmlns:cx6="http://schemas.microsoft.com/office/drawing/2016/5/12/chartex" xmlns:cx7="http://schemas.microsoft.com/office/drawing/2016/5/13/chartex" xmlns:cx8="http://schemas.microsoft.com/office/drawing/2016/5/14/chartex" xmlns:mc="http://schemas.openxmlformats.org/markup-compatibility/2006" xmlns:aink="http://schemas.microsoft.com/office/drawing/2016/ink" xmlns:am3d="http://schemas.microsoft.com/office/drawing/2017/model3d" xmlns:o="urn:schemas-microsoft-com:office:office" xmlns:oel="http://schemas.microsoft.com/office/2019/extlst" xmlns:r="http://schemas.openxmlformats.org/officeDocument/2006/relationships" xmlns:m="http://schemas.openxmlformats.org/officeDocument/2006/math" xmlns:v="urn:schemas-microsoft-com:vml" xmlns:wp14="http://schemas.microsoft.com/office/word/2010/wordprocessingDrawing" xmlns:wp="http://schemas.openxmlformats.org/drawingml/2006/wordprocessingDrawing" xmlns:w10="urn:schemas-microsoft-com:office:word" xmlns:w="http://schemas.openxmlformats.org/wordprocessingml/2006/main" xmlns:w14="http://schemas.microsoft.com/office/word/2010/wordml" xmlns:w15="http://schemas.microsoft.com/office/word/2012/wordml" xmlns:w16cex="http://schemas.microsoft.com/office/word/2018/wordml/cex" xmlns:w16cid="http://schemas.microsoft.com/office/word/2016/wordml/cid" xmlns:w16="http://schemas.microsoft.com/office/word/2018/wordml" xmlns:w16du="http://schemas.microsoft.com/office/word/2023/wordml/word16du" xmlns:w16sdtdh="http://schemas.microsoft.com/office/word/2020/wordml/sdtdatahash" xmlns:w16se="http://schemas.microsoft.com/office/word/2015/wordml/symex" xmlns:wpg="http://schemas.microsoft.com/office/word/2010/wordprocessingGroup" xmlns:wpi="http://schemas.microsoft.com/office/word/2010/wordprocessingInk" xmlns:wne="http://schemas.microsoft.com/office/word/2006/wordml" xmlns:wps="http://schemas.microsoft.com/office/word/2010/wordprocessingShape" mc:Ignorable="w14 w15 w16se w16cid w16 w16cex w16sdtdh w16du wp14">
   <w:endnote w:type="separator" w:id="-1">
     <w:p>
       <w:pPr>
@@ -1353,7 +1485,7 @@
 </file>
 
 <file path=word/footer1.xml><?xml version="1.0" encoding="utf-8"?>
-<w:ftr xmlns:wpc="http://schemas.microsoft.com/office/word/2010/wordprocessingCanvas" xmlns:cx="http://schemas.microsoft.com/office/drawing/2014/chartex" xmlns:cx1="http://schemas.microsoft.com/office/drawing/2015/9/8/chartex" xmlns:cx2="http://schemas.microsoft.com/office/drawing/2015/10/21/chartex" xmlns:cx3="http://schemas.microsoft.com/office/drawing/2016/5/9/chartex" xmlns:cx4="http://schemas.microsoft.com/office/drawing/2016/5/10/chartex" xmlns:cx5="http://schemas.microsoft.com/office/drawing/2016/5/11/chartex" xmlns:cx6="http://schemas.microsoft.com/office/drawing/2016/5/12/chartex" xmlns:cx7="http://schemas.microsoft.com/office/drawing/2016/5/13/chartex" xmlns:cx8="http://schemas.microsoft.com/office/drawing/2016/5/14/chartex" xmlns:mc="http://schemas.openxmlformats.org/markup-compatibility/2006" xmlns:aink="http://schemas.microsoft.com/office/drawing/2016/ink" xmlns:am3d="http://schemas.microsoft.com/office/drawing/2017/model3d" xmlns:o="urn:schemas-microsoft-com:office:office" xmlns:oel="http://schemas.microsoft.com/office/2019/extlst" xmlns:r="http://schemas.openxmlformats.org/officeDocument/2006/relationships" xmlns:m="http://schemas.openxmlformats.org/officeDocument/2006/math" xmlns:v="urn:schemas-microsoft-com:vml" xmlns:wp14="http://schemas.microsoft.com/office/word/2010/wordprocessingDrawing" xmlns:wp="http://schemas.openxmlformats.org/drawingml/2006/wordprocessingDrawing" xmlns:w10="urn:schemas-microsoft-com:office:word" xmlns:w="http://schemas.openxmlformats.org/wordprocessingml/2006/main" xmlns:w14="http://schemas.microsoft.com/office/word/2010/wordml" xmlns:w15="http://schemas.microsoft.com/office/word/2012/wordml" xmlns:w16cex="http://schemas.microsoft.com/office/word/2018/wordml/cex" xmlns:w16cid="http://schemas.microsoft.com/office/word/2016/wordml/cid" xmlns:w16="http://schemas.microsoft.com/office/word/2018/wordml" xmlns:w16sdtdh="http://schemas.microsoft.com/office/word/2020/wordml/sdtdatahash" xmlns:w16se="http://schemas.microsoft.com/office/word/2015/wordml/symex" xmlns:wpg="http://schemas.microsoft.com/office/word/2010/wordprocessingGroup" xmlns:wpi="http://schemas.microsoft.com/office/word/2010/wordprocessingInk" xmlns:wne="http://schemas.microsoft.com/office/word/2006/wordml" xmlns:wps="http://schemas.microsoft.com/office/word/2010/wordprocessingShape" mc:Ignorable="w14 w15 w16se w16cid w16 w16cex w16sdtdh wp14">
+<w:ftr xmlns:wpc="http://schemas.microsoft.com/office/word/2010/wordprocessingCanvas" xmlns:cx="http://schemas.microsoft.com/office/drawing/2014/chartex" xmlns:cx1="http://schemas.microsoft.com/office/drawing/2015/9/8/chartex" xmlns:cx2="http://schemas.microsoft.com/office/drawing/2015/10/21/chartex" xmlns:cx3="http://schemas.microsoft.com/office/drawing/2016/5/9/chartex" xmlns:cx4="http://schemas.microsoft.com/office/drawing/2016/5/10/chartex" xmlns:cx5="http://schemas.microsoft.com/office/drawing/2016/5/11/chartex" xmlns:cx6="http://schemas.microsoft.com/office/drawing/2016/5/12/chartex" xmlns:cx7="http://schemas.microsoft.com/office/drawing/2016/5/13/chartex" xmlns:cx8="http://schemas.microsoft.com/office/drawing/2016/5/14/chartex" xmlns:mc="http://schemas.openxmlformats.org/markup-compatibility/2006" xmlns:aink="http://schemas.microsoft.com/office/drawing/2016/ink" xmlns:am3d="http://schemas.microsoft.com/office/drawing/2017/model3d" xmlns:o="urn:schemas-microsoft-com:office:office" xmlns:oel="http://schemas.microsoft.com/office/2019/extlst" xmlns:r="http://schemas.openxmlformats.org/officeDocument/2006/relationships" xmlns:m="http://schemas.openxmlformats.org/officeDocument/2006/math" xmlns:v="urn:schemas-microsoft-com:vml" xmlns:wp14="http://schemas.microsoft.com/office/word/2010/wordprocessingDrawing" xmlns:wp="http://schemas.openxmlformats.org/drawingml/2006/wordprocessingDrawing" xmlns:w10="urn:schemas-microsoft-com:office:word" xmlns:w="http://schemas.openxmlformats.org/wordprocessingml/2006/main" xmlns:w14="http://schemas.microsoft.com/office/word/2010/wordml" xmlns:w15="http://schemas.microsoft.com/office/word/2012/wordml" xmlns:w16cex="http://schemas.microsoft.com/office/word/2018/wordml/cex" xmlns:w16cid="http://schemas.microsoft.com/office/word/2016/wordml/cid" xmlns:w16="http://schemas.microsoft.com/office/word/2018/wordml" xmlns:w16du="http://schemas.microsoft.com/office/word/2023/wordml/word16du" xmlns:w16sdtdh="http://schemas.microsoft.com/office/word/2020/wordml/sdtdatahash" xmlns:w16se="http://schemas.microsoft.com/office/word/2015/wordml/symex" xmlns:wpg="http://schemas.microsoft.com/office/word/2010/wordprocessingGroup" xmlns:wpi="http://schemas.microsoft.com/office/word/2010/wordprocessingInk" xmlns:wne="http://schemas.microsoft.com/office/word/2006/wordml" xmlns:wps="http://schemas.microsoft.com/office/word/2010/wordprocessingShape" mc:Ignorable="w14 w15 w16se w16cid w16 w16cex w16sdtdh w16du wp14">
   <w:p>
     <w:pPr>
       <w:pStyle w:val="Footer"/>
@@ -1695,7 +1827,7 @@
             </wp:anchor>
           </w:drawing>
         </mc:Choice>
-        <mc:Fallback xmlns:w16du="http://schemas.microsoft.com/office/word/2023/wordml/word16du">
+        <mc:Fallback>
           <w:pict>
             <v:shapetype w14:anchorId="7ACB1FAE" id="_x0000_t202" coordsize="21600,21600" o:spt="202" path="m,l,21600r21600,l21600,xe">
               <v:stroke joinstyle="miter"/>
@@ -2118,7 +2250,7 @@
             </wp:anchor>
           </w:drawing>
         </mc:Choice>
-        <mc:Fallback xmlns:w16du="http://schemas.microsoft.com/office/word/2023/wordml/word16du">
+        <mc:Fallback>
           <w:pict>
             <v:line w14:anchorId="23DA4A24" id="Straight Connector 19" o:spid="_x0000_s1026" style="position:absolute;flip:y;z-index:251659264;visibility:visible;mso-wrap-style:square;mso-width-percent:0;mso-height-percent:0;mso-wrap-distance-left:9pt;mso-wrap-distance-top:0;mso-wrap-distance-right:9pt;mso-wrap-distance-bottom:0;mso-position-horizontal:absolute;mso-position-horizontal-relative:text;mso-position-vertical:absolute;mso-position-vertical-relative:text;mso-width-percent:0;mso-height-percent:0;mso-width-relative:page;mso-height-relative:page" from="-.1pt,5.2pt" to="520.7pt,5.2pt" o:gfxdata="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" strokecolor="#974706 [1609]" strokeweight="1pt">
               <v:stroke endcap="round"/>
@@ -2341,7 +2473,7 @@
             </wp:anchor>
           </w:drawing>
         </mc:Choice>
-        <mc:Fallback xmlns:w16du="http://schemas.microsoft.com/office/word/2023/wordml/word16du">
+        <mc:Fallback>
           <w:pict>
             <v:shape w14:anchorId="0D7D8A2E" id="Text Box 4" o:spid="_x0000_s1027" type="#_x0000_t202" style="position:absolute;margin-left:444.65pt;margin-top:8.35pt;width:70.9pt;height:15.9pt;z-index:251661312;visibility:visible;mso-wrap-style:square;mso-width-percent:0;mso-height-percent:0;mso-wrap-distance-left:9pt;mso-wrap-distance-top:0;mso-wrap-distance-right:9pt;mso-wrap-distance-bottom:0;mso-position-horizontal:absolute;mso-position-horizontal-relative:text;mso-position-vertical:absolute;mso-position-vertical-relative:text;mso-width-percent:0;mso-height-percent:0;mso-width-relative:page;mso-height-relative:page;v-text-anchor:middle" o:gfxdata="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" filled="f" stroked="f" strokeweight=".5pt">
               <v:textbox inset="0,0,0,0">
@@ -2493,7 +2625,7 @@
 </file>
 
 <file path=word/footnotes.xml><?xml version="1.0" encoding="utf-8"?>
-<w:footnotes xmlns:wpc="http://schemas.microsoft.com/office/word/2010/wordprocessingCanvas" xmlns:cx="http://schemas.microsoft.com/office/drawing/2014/chartex" xmlns:cx1="http://schemas.microsoft.com/office/drawing/2015/9/8/chartex" xmlns:cx2="http://schemas.microsoft.com/office/drawing/2015/10/21/chartex" xmlns:cx3="http://schemas.microsoft.com/office/drawing/2016/5/9/chartex" xmlns:cx4="http://schemas.microsoft.com/office/drawing/2016/5/10/chartex" xmlns:cx5="http://schemas.microsoft.com/office/drawing/2016/5/11/chartex" xmlns:cx6="http://schemas.microsoft.com/office/drawing/2016/5/12/chartex" xmlns:cx7="http://schemas.microsoft.com/office/drawing/2016/5/13/chartex" xmlns:cx8="http://schemas.microsoft.com/office/drawing/2016/5/14/chartex" xmlns:mc="http://schemas.openxmlformats.org/markup-compatibility/2006" xmlns:aink="http://schemas.microsoft.com/office/drawing/2016/ink" xmlns:am3d="http://schemas.microsoft.com/office/drawing/2017/model3d" xmlns:o="urn:schemas-microsoft-com:office:office" xmlns:oel="http://schemas.microsoft.com/office/2019/extlst" xmlns:r="http://schemas.openxmlformats.org/officeDocument/2006/relationships" xmlns:m="http://schemas.openxmlformats.org/officeDocument/2006/math" xmlns:v="urn:schemas-microsoft-com:vml" xmlns:wp14="http://schemas.microsoft.com/office/word/2010/wordprocessingDrawing" xmlns:wp="http://schemas.openxmlformats.org/drawingml/2006/wordprocessingDrawing" xmlns:w10="urn:schemas-microsoft-com:office:word" xmlns:w="http://schemas.openxmlformats.org/wordprocessingml/2006/main" xmlns:w14="http://schemas.microsoft.com/office/word/2010/wordml" xmlns:w15="http://schemas.microsoft.com/office/word/2012/wordml" xmlns:w16cex="http://schemas.microsoft.com/office/word/2018/wordml/cex" xmlns:w16cid="http://schemas.microsoft.com/office/word/2016/wordml/cid" xmlns:w16="http://schemas.microsoft.com/office/word/2018/wordml" xmlns:w16sdtdh="http://schemas.microsoft.com/office/word/2020/wordml/sdtdatahash" xmlns:w16se="http://schemas.microsoft.com/office/word/2015/wordml/symex" xmlns:wpg="http://schemas.microsoft.com/office/word/2010/wordprocessingGroup" xmlns:wpi="http://schemas.microsoft.com/office/word/2010/wordprocessingInk" xmlns:wne="http://schemas.microsoft.com/office/word/2006/wordml" xmlns:wps="http://schemas.microsoft.com/office/word/2010/wordprocessingShape" mc:Ignorable="w14 w15 w16se w16cid w16 w16cex w16sdtdh wp14">
+<w:footnotes xmlns:wpc="http://schemas.microsoft.com/office/word/2010/wordprocessingCanvas" xmlns:cx="http://schemas.microsoft.com/office/drawing/2014/chartex" xmlns:cx1="http://schemas.microsoft.com/office/drawing/2015/9/8/chartex" xmlns:cx2="http://schemas.microsoft.com/office/drawing/2015/10/21/chartex" xmlns:cx3="http://schemas.microsoft.com/office/drawing/2016/5/9/chartex" xmlns:cx4="http://schemas.microsoft.com/office/drawing/2016/5/10/chartex" xmlns:cx5="http://schemas.microsoft.com/office/drawing/2016/5/11/chartex" xmlns:cx6="http://schemas.microsoft.com/office/drawing/2016/5/12/chartex" xmlns:cx7="http://schemas.microsoft.com/office/drawing/2016/5/13/chartex" xmlns:cx8="http://schemas.microsoft.com/office/drawing/2016/5/14/chartex" xmlns:mc="http://schemas.openxmlformats.org/markup-compatibility/2006" xmlns:aink="http://schemas.microsoft.com/office/drawing/2016/ink" xmlns:am3d="http://schemas.microsoft.com/office/drawing/2017/model3d" xmlns:o="urn:schemas-microsoft-com:office:office" xmlns:oel="http://schemas.microsoft.com/office/2019/extlst" xmlns:r="http://schemas.openxmlformats.org/officeDocument/2006/relationships" xmlns:m="http://schemas.openxmlformats.org/officeDocument/2006/math" xmlns:v="urn:schemas-microsoft-com:vml" xmlns:wp14="http://schemas.microsoft.com/office/word/2010/wordprocessingDrawing" xmlns:wp="http://schemas.openxmlformats.org/drawingml/2006/wordprocessingDrawing" xmlns:w10="urn:schemas-microsoft-com:office:word" xmlns:w="http://schemas.openxmlformats.org/wordprocessingml/2006/main" xmlns:w14="http://schemas.microsoft.com/office/word/2010/wordml" xmlns:w15="http://schemas.microsoft.com/office/word/2012/wordml" xmlns:w16cex="http://schemas.microsoft.com/office/word/2018/wordml/cex" xmlns:w16cid="http://schemas.microsoft.com/office/word/2016/wordml/cid" xmlns:w16="http://schemas.microsoft.com/office/word/2018/wordml" xmlns:w16du="http://schemas.microsoft.com/office/word/2023/wordml/word16du" xmlns:w16sdtdh="http://schemas.microsoft.com/office/word/2020/wordml/sdtdatahash" xmlns:w16se="http://schemas.microsoft.com/office/word/2015/wordml/symex" xmlns:wpg="http://schemas.microsoft.com/office/word/2010/wordprocessingGroup" xmlns:wpi="http://schemas.microsoft.com/office/word/2010/wordprocessingInk" xmlns:wne="http://schemas.microsoft.com/office/word/2006/wordml" xmlns:wps="http://schemas.microsoft.com/office/word/2010/wordprocessingShape" mc:Ignorable="w14 w15 w16se w16cid w16 w16cex w16sdtdh w16du wp14">
   <w:footnote w:type="separator" w:id="-1">
     <w:p>
       <w:pPr>
@@ -2518,7 +2650,7 @@
 </file>
 
 <file path=word/header1.xml><?xml version="1.0" encoding="utf-8"?>
-<w:hdr xmlns:wpc="http://schemas.microsoft.com/office/word/2010/wordprocessingCanvas" xmlns:cx="http://schemas.microsoft.com/office/drawing/2014/chartex" xmlns:cx1="http://schemas.microsoft.com/office/drawing/2015/9/8/chartex" xmlns:cx2="http://schemas.microsoft.com/office/drawing/2015/10/21/chartex" xmlns:cx3="http://schemas.microsoft.com/office/drawing/2016/5/9/chartex" xmlns:cx4="http://schemas.microsoft.com/office/drawing/2016/5/10/chartex" xmlns:cx5="http://schemas.microsoft.com/office/drawing/2016/5/11/chartex" xmlns:cx6="http://schemas.microsoft.com/office/drawing/2016/5/12/chartex" xmlns:cx7="http://schemas.microsoft.com/office/drawing/2016/5/13/chartex" xmlns:cx8="http://schemas.microsoft.com/office/drawing/2016/5/14/chartex" xmlns:mc="http://schemas.openxmlformats.org/markup-compatibility/2006" xmlns:aink="http://schemas.microsoft.com/office/drawing/2016/ink" xmlns:am3d="http://schemas.microsoft.com/office/drawing/2017/model3d" xmlns:o="urn:schemas-microsoft-com:office:office" xmlns:oel="http://schemas.microsoft.com/office/2019/extlst" xmlns:r="http://schemas.openxmlformats.org/officeDocument/2006/relationships" xmlns:m="http://schemas.openxmlformats.org/officeDocument/2006/math" xmlns:v="urn:schemas-microsoft-com:vml" xmlns:wp14="http://schemas.microsoft.com/office/word/2010/wordprocessingDrawing" xmlns:wp="http://schemas.openxmlformats.org/drawingml/2006/wordprocessingDrawing" xmlns:w10="urn:schemas-microsoft-com:office:word" xmlns:w="http://schemas.openxmlformats.org/wordprocessingml/2006/main" xmlns:w14="http://schemas.microsoft.com/office/word/2010/wordml" xmlns:w15="http://schemas.microsoft.com/office/word/2012/wordml" xmlns:w16cex="http://schemas.microsoft.com/office/word/2018/wordml/cex" xmlns:w16cid="http://schemas.microsoft.com/office/word/2016/wordml/cid" xmlns:w16="http://schemas.microsoft.com/office/word/2018/wordml" xmlns:w16sdtdh="http://schemas.microsoft.com/office/word/2020/wordml/sdtdatahash" xmlns:w16se="http://schemas.microsoft.com/office/word/2015/wordml/symex" xmlns:wpg="http://schemas.microsoft.com/office/word/2010/wordprocessingGroup" xmlns:wpi="http://schemas.microsoft.com/office/word/2010/wordprocessingInk" xmlns:wne="http://schemas.microsoft.com/office/word/2006/wordml" xmlns:wps="http://schemas.microsoft.com/office/word/2010/wordprocessingShape" mc:Ignorable="w14 w15 w16se w16cid w16 w16cex w16sdtdh wp14">
+<w:hdr xmlns:wpc="http://schemas.microsoft.com/office/word/2010/wordprocessingCanvas" xmlns:cx="http://schemas.microsoft.com/office/drawing/2014/chartex" xmlns:cx1="http://schemas.microsoft.com/office/drawing/2015/9/8/chartex" xmlns:cx2="http://schemas.microsoft.com/office/drawing/2015/10/21/chartex" xmlns:cx3="http://schemas.microsoft.com/office/drawing/2016/5/9/chartex" xmlns:cx4="http://schemas.microsoft.com/office/drawing/2016/5/10/chartex" xmlns:cx5="http://schemas.microsoft.com/office/drawing/2016/5/11/chartex" xmlns:cx6="http://schemas.microsoft.com/office/drawing/2016/5/12/chartex" xmlns:cx7="http://schemas.microsoft.com/office/drawing/2016/5/13/chartex" xmlns:cx8="http://schemas.microsoft.com/office/drawing/2016/5/14/chartex" xmlns:mc="http://schemas.openxmlformats.org/markup-compatibility/2006" xmlns:aink="http://schemas.microsoft.com/office/drawing/2016/ink" xmlns:am3d="http://schemas.microsoft.com/office/drawing/2017/model3d" xmlns:o="urn:schemas-microsoft-com:office:office" xmlns:oel="http://schemas.microsoft.com/office/2019/extlst" xmlns:r="http://schemas.openxmlformats.org/officeDocument/2006/relationships" xmlns:m="http://schemas.openxmlformats.org/officeDocument/2006/math" xmlns:v="urn:schemas-microsoft-com:vml" xmlns:wp14="http://schemas.microsoft.com/office/word/2010/wordprocessingDrawing" xmlns:wp="http://schemas.openxmlformats.org/drawingml/2006/wordprocessingDrawing" xmlns:w10="urn:schemas-microsoft-com:office:word" xmlns:w="http://schemas.openxmlformats.org/wordprocessingml/2006/main" xmlns:w14="http://schemas.microsoft.com/office/word/2010/wordml" xmlns:w15="http://schemas.microsoft.com/office/word/2012/wordml" xmlns:w16cex="http://schemas.microsoft.com/office/word/2018/wordml/cex" xmlns:w16cid="http://schemas.microsoft.com/office/word/2016/wordml/cid" xmlns:w16="http://schemas.microsoft.com/office/word/2018/wordml" xmlns:w16du="http://schemas.microsoft.com/office/word/2023/wordml/word16du" xmlns:w16sdtdh="http://schemas.microsoft.com/office/word/2020/wordml/sdtdatahash" xmlns:w16se="http://schemas.microsoft.com/office/word/2015/wordml/symex" xmlns:wpg="http://schemas.microsoft.com/office/word/2010/wordprocessingGroup" xmlns:wpi="http://schemas.microsoft.com/office/word/2010/wordprocessingInk" xmlns:wne="http://schemas.microsoft.com/office/word/2006/wordml" xmlns:wps="http://schemas.microsoft.com/office/word/2010/wordprocessingShape" mc:Ignorable="w14 w15 w16se w16cid w16 w16cex w16sdtdh w16du wp14">
   <w:p>
     <w:pPr>
       <w:pStyle w:val="Header"/>
@@ -2529,7 +2661,7 @@
 </file>
 
 <file path=word/numbering.xml><?xml version="1.0" encoding="utf-8"?>
-<w:numbering xmlns:wpc="http://schemas.microsoft.com/office/word/2010/wordprocessingCanvas" xmlns:cx="http://schemas.microsoft.com/office/drawing/2014/chartex" xmlns:cx1="http://schemas.microsoft.com/office/drawing/2015/9/8/chartex" xmlns:cx2="http://schemas.microsoft.com/office/drawing/2015/10/21/chartex" xmlns:cx3="http://schemas.microsoft.com/office/drawing/2016/5/9/chartex" xmlns:cx4="http://schemas.microsoft.com/office/drawing/2016/5/10/chartex" xmlns:cx5="http://schemas.microsoft.com/office/drawing/2016/5/11/chartex" xmlns:cx6="http://schemas.microsoft.com/office/drawing/2016/5/12/chartex" xmlns:cx7="http://schemas.microsoft.com/office/drawing/2016/5/13/chartex" xmlns:cx8="http://schemas.microsoft.com/office/drawing/2016/5/14/chartex" xmlns:mc="http://schemas.openxmlformats.org/markup-compatibility/2006" xmlns:aink="http://schemas.microsoft.com/office/drawing/2016/ink" xmlns:am3d="http://schemas.microsoft.com/office/drawing/2017/model3d" xmlns:o="urn:schemas-microsoft-com:office:office" xmlns:oel="http://schemas.microsoft.com/office/2019/extlst" xmlns:r="http://schemas.openxmlformats.org/officeDocument/2006/relationships" xmlns:m="http://schemas.openxmlformats.org/officeDocument/2006/math" xmlns:v="urn:schemas-microsoft-com:vml" xmlns:wp14="http://schemas.microsoft.com/office/word/2010/wordprocessingDrawing" xmlns:wp="http://schemas.openxmlformats.org/drawingml/2006/wordprocessingDrawing" xmlns:w10="urn:schemas-microsoft-com:office:word" xmlns:w="http://schemas.openxmlformats.org/wordprocessingml/2006/main" xmlns:w14="http://schemas.microsoft.com/office/word/2010/wordml" xmlns:w15="http://schemas.microsoft.com/office/word/2012/wordml" xmlns:w16cex="http://schemas.microsoft.com/office/word/2018/wordml/cex" xmlns:w16cid="http://schemas.microsoft.com/office/word/2016/wordml/cid" xmlns:w16="http://schemas.microsoft.com/office/word/2018/wordml" xmlns:w16sdtdh="http://schemas.microsoft.com/office/word/2020/wordml/sdtdatahash" xmlns:w16se="http://schemas.microsoft.com/office/word/2015/wordml/symex" xmlns:wpg="http://schemas.microsoft.com/office/word/2010/wordprocessingGroup" xmlns:wpi="http://schemas.microsoft.com/office/word/2010/wordprocessingInk" xmlns:wne="http://schemas.microsoft.com/office/word/2006/wordml" xmlns:wps="http://schemas.microsoft.com/office/word/2010/wordprocessingShape" mc:Ignorable="w14 w15 w16se w16cid w16 w16cex w16sdtdh wp14">
+<w:numbering xmlns:wpc="http://schemas.microsoft.com/office/word/2010/wordprocessingCanvas" xmlns:cx="http://schemas.microsoft.com/office/drawing/2014/chartex" xmlns:cx1="http://schemas.microsoft.com/office/drawing/2015/9/8/chartex" xmlns:cx2="http://schemas.microsoft.com/office/drawing/2015/10/21/chartex" xmlns:cx3="http://schemas.microsoft.com/office/drawing/2016/5/9/chartex" xmlns:cx4="http://schemas.microsoft.com/office/drawing/2016/5/10/chartex" xmlns:cx5="http://schemas.microsoft.com/office/drawing/2016/5/11/chartex" xmlns:cx6="http://schemas.microsoft.com/office/drawing/2016/5/12/chartex" xmlns:cx7="http://schemas.microsoft.com/office/drawing/2016/5/13/chartex" xmlns:cx8="http://schemas.microsoft.com/office/drawing/2016/5/14/chartex" xmlns:mc="http://schemas.openxmlformats.org/markup-compatibility/2006" xmlns:aink="http://schemas.microsoft.com/office/drawing/2016/ink" xmlns:am3d="http://schemas.microsoft.com/office/drawing/2017/model3d" xmlns:o="urn:schemas-microsoft-com:office:office" xmlns:oel="http://schemas.microsoft.com/office/2019/extlst" xmlns:r="http://schemas.openxmlformats.org/officeDocument/2006/relationships" xmlns:m="http://schemas.openxmlformats.org/officeDocument/2006/math" xmlns:v="urn:schemas-microsoft-com:vml" xmlns:wp14="http://schemas.microsoft.com/office/word/2010/wordprocessingDrawing" xmlns:wp="http://schemas.openxmlformats.org/drawingml/2006/wordprocessingDrawing" xmlns:w10="urn:schemas-microsoft-com:office:word" xmlns:w="http://schemas.openxmlformats.org/wordprocessingml/2006/main" xmlns:w14="http://schemas.microsoft.com/office/word/2010/wordml" xmlns:w15="http://schemas.microsoft.com/office/word/2012/wordml" xmlns:w16cex="http://schemas.microsoft.com/office/word/2018/wordml/cex" xmlns:w16cid="http://schemas.microsoft.com/office/word/2016/wordml/cid" xmlns:w16="http://schemas.microsoft.com/office/word/2018/wordml" xmlns:w16du="http://schemas.microsoft.com/office/word/2023/wordml/word16du" xmlns:w16sdtdh="http://schemas.microsoft.com/office/word/2020/wordml/sdtdatahash" xmlns:w16se="http://schemas.microsoft.com/office/word/2015/wordml/symex" xmlns:wpg="http://schemas.microsoft.com/office/word/2010/wordprocessingGroup" xmlns:wpi="http://schemas.microsoft.com/office/word/2010/wordprocessingInk" xmlns:wne="http://schemas.microsoft.com/office/word/2006/wordml" xmlns:wps="http://schemas.microsoft.com/office/word/2010/wordprocessingShape" mc:Ignorable="w14 w15 w16se w16cid w16 w16cex w16sdtdh w16du wp14">
   <w:abstractNum w:abstractNumId="0" w15:restartNumberingAfterBreak="0">
     <w:nsid w:val="13A00DEC"/>
     <w:multiLevelType w:val="hybridMultilevel"/>
@@ -2993,7 +3125,7 @@
 </file>
 
 <file path=word/styles.xml><?xml version="1.0" encoding="utf-8"?>
-<w:styles xmlns:mc="http://schemas.openxmlformats.org/markup-compatibility/2006" xmlns:r="http://schemas.openxmlformats.org/officeDocument/2006/relationships" xmlns:w="http://schemas.openxmlformats.org/wordprocessingml/2006/main" xmlns:w14="http://schemas.microsoft.com/office/word/2010/wordml" xmlns:w15="http://schemas.microsoft.com/office/word/2012/wordml" xmlns:w16cex="http://schemas.microsoft.com/office/word/2018/wordml/cex" xmlns:w16cid="http://schemas.microsoft.com/office/word/2016/wordml/cid" xmlns:w16="http://schemas.microsoft.com/office/word/2018/wordml" xmlns:w16sdtdh="http://schemas.microsoft.com/office/word/2020/wordml/sdtdatahash" xmlns:w16se="http://schemas.microsoft.com/office/word/2015/wordml/symex" mc:Ignorable="w14 w15 w16se w16cid w16 w16cex w16sdtdh">
+<w:styles xmlns:mc="http://schemas.openxmlformats.org/markup-compatibility/2006" xmlns:r="http://schemas.openxmlformats.org/officeDocument/2006/relationships" xmlns:w="http://schemas.openxmlformats.org/wordprocessingml/2006/main" xmlns:w14="http://schemas.microsoft.com/office/word/2010/wordml" xmlns:w15="http://schemas.microsoft.com/office/word/2012/wordml" xmlns:w16cex="http://schemas.microsoft.com/office/word/2018/wordml/cex" xmlns:w16cid="http://schemas.microsoft.com/office/word/2016/wordml/cid" xmlns:w16="http://schemas.microsoft.com/office/word/2018/wordml" xmlns:w16du="http://schemas.microsoft.com/office/word/2023/wordml/word16du" xmlns:w16sdtdh="http://schemas.microsoft.com/office/word/2020/wordml/sdtdatahash" xmlns:w16se="http://schemas.microsoft.com/office/word/2015/wordml/symex" mc:Ignorable="w14 w15 w16se w16cid w16 w16cex w16sdtdh w16du">
   <w:docDefaults>
     <w:rPrDefault>
       <w:rPr>

--- a/Courses/Software-Sciences/IT-Module-3-Web-Design/09-HTML-Basics/09-HTML-Basics-Exercises.docx
+++ b/Courses/Software-Sciences/IT-Module-3-Web-Design/09-HTML-Basics/09-HTML-Basics-Exercises.docx
@@ -1,6 +1,6 @@
 
 <file path=word/document.xml><?xml version="1.0" encoding="utf-8"?>
-<w:document xmlns:wpc="http://schemas.microsoft.com/office/word/2010/wordprocessingCanvas" xmlns:cx="http://schemas.microsoft.com/office/drawing/2014/chartex" xmlns:cx1="http://schemas.microsoft.com/office/drawing/2015/9/8/chartex" xmlns:cx2="http://schemas.microsoft.com/office/drawing/2015/10/21/chartex" xmlns:cx3="http://schemas.microsoft.com/office/drawing/2016/5/9/chartex" xmlns:cx4="http://schemas.microsoft.com/office/drawing/2016/5/10/chartex" xmlns:cx5="http://schemas.microsoft.com/office/drawing/2016/5/11/chartex" xmlns:cx6="http://schemas.microsoft.com/office/drawing/2016/5/12/chartex" xmlns:cx7="http://schemas.microsoft.com/office/drawing/2016/5/13/chartex" xmlns:cx8="http://schemas.microsoft.com/office/drawing/2016/5/14/chartex" xmlns:mc="http://schemas.openxmlformats.org/markup-compatibility/2006" xmlns:aink="http://schemas.microsoft.com/office/drawing/2016/ink" xmlns:am3d="http://schemas.microsoft.com/office/drawing/2017/model3d" xmlns:o="urn:schemas-microsoft-com:office:office" xmlns:oel="http://schemas.microsoft.com/office/2019/extlst" xmlns:r="http://schemas.openxmlformats.org/officeDocument/2006/relationships" xmlns:m="http://schemas.openxmlformats.org/officeDocument/2006/math" xmlns:v="urn:schemas-microsoft-com:vml" xmlns:wp14="http://schemas.microsoft.com/office/word/2010/wordprocessingDrawing" xmlns:wp="http://schemas.openxmlformats.org/drawingml/2006/wordprocessingDrawing" xmlns:w10="urn:schemas-microsoft-com:office:word" xmlns:w="http://schemas.openxmlformats.org/wordprocessingml/2006/main" xmlns:w14="http://schemas.microsoft.com/office/word/2010/wordml" xmlns:w15="http://schemas.microsoft.com/office/word/2012/wordml" xmlns:w16cex="http://schemas.microsoft.com/office/word/2018/wordml/cex" xmlns:w16cid="http://schemas.microsoft.com/office/word/2016/wordml/cid" xmlns:w16="http://schemas.microsoft.com/office/word/2018/wordml" xmlns:w16du="http://schemas.microsoft.com/office/word/2023/wordml/word16du" xmlns:w16sdtdh="http://schemas.microsoft.com/office/word/2020/wordml/sdtdatahash" xmlns:w16se="http://schemas.microsoft.com/office/word/2015/wordml/symex" xmlns:wpg="http://schemas.microsoft.com/office/word/2010/wordprocessingGroup" xmlns:wpi="http://schemas.microsoft.com/office/word/2010/wordprocessingInk" xmlns:wne="http://schemas.microsoft.com/office/word/2006/wordml" xmlns:wps="http://schemas.microsoft.com/office/word/2010/wordprocessingShape" mc:Ignorable="w14 w15 w16se w16cid w16 w16cex w16sdtdh w16du wp14">
+<w:document xmlns:wpc="http://schemas.microsoft.com/office/word/2010/wordprocessingCanvas" xmlns:cx="http://schemas.microsoft.com/office/drawing/2014/chartex" xmlns:cx1="http://schemas.microsoft.com/office/drawing/2015/9/8/chartex" xmlns:cx2="http://schemas.microsoft.com/office/drawing/2015/10/21/chartex" xmlns:cx3="http://schemas.microsoft.com/office/drawing/2016/5/9/chartex" xmlns:cx4="http://schemas.microsoft.com/office/drawing/2016/5/10/chartex" xmlns:cx5="http://schemas.microsoft.com/office/drawing/2016/5/11/chartex" xmlns:cx6="http://schemas.microsoft.com/office/drawing/2016/5/12/chartex" xmlns:cx7="http://schemas.microsoft.com/office/drawing/2016/5/13/chartex" xmlns:cx8="http://schemas.microsoft.com/office/drawing/2016/5/14/chartex" xmlns:mc="http://schemas.openxmlformats.org/markup-compatibility/2006" xmlns:aink="http://schemas.microsoft.com/office/drawing/2016/ink" xmlns:am3d="http://schemas.microsoft.com/office/drawing/2017/model3d" xmlns:o="urn:schemas-microsoft-com:office:office" xmlns:oel="http://schemas.microsoft.com/office/2019/extlst" xmlns:r="http://schemas.openxmlformats.org/officeDocument/2006/relationships" xmlns:m="http://schemas.openxmlformats.org/officeDocument/2006/math" xmlns:v="urn:schemas-microsoft-com:vml" xmlns:wp14="http://schemas.microsoft.com/office/word/2010/wordprocessingDrawing" xmlns:wp="http://schemas.openxmlformats.org/drawingml/2006/wordprocessingDrawing" xmlns:w10="urn:schemas-microsoft-com:office:word" xmlns:w="http://schemas.openxmlformats.org/wordprocessingml/2006/main" xmlns:w14="http://schemas.microsoft.com/office/word/2010/wordml" xmlns:w15="http://schemas.microsoft.com/office/word/2012/wordml" xmlns:w16cex="http://schemas.microsoft.com/office/word/2018/wordml/cex" xmlns:w16cid="http://schemas.microsoft.com/office/word/2016/wordml/cid" xmlns:w16="http://schemas.microsoft.com/office/word/2018/wordml" xmlns:w16sdtdh="http://schemas.microsoft.com/office/word/2020/wordml/sdtdatahash" xmlns:w16se="http://schemas.microsoft.com/office/word/2015/wordml/symex" xmlns:wpg="http://schemas.microsoft.com/office/word/2010/wordprocessingGroup" xmlns:wpi="http://schemas.microsoft.com/office/word/2010/wordprocessingInk" xmlns:wne="http://schemas.microsoft.com/office/word/2006/wordml" xmlns:wps="http://schemas.microsoft.com/office/word/2010/wordprocessingShape" mc:Ignorable="w14 w15 w16se w16cid w16 w16cex w16sdtdh wp14">
   <w:body>
     <w:p>
       <w:pPr>
@@ -84,7 +84,7 @@
           <w:noProof/>
         </w:rPr>
         <w:drawing>
-          <wp:inline distT="0" distB="0" distL="0" distR="0" wp14:anchorId="73F5C6D6" wp14:editId="1437002C">
+          <wp:inline distT="0" distB="0" distL="0" distR="0" wp14:anchorId="73F5C6D6" wp14:editId="30E38258">
             <wp:extent cx="1065886" cy="497260"/>
             <wp:effectExtent l="0" t="0" r="1270" b="0"/>
             <wp:docPr id="470543985" name="Picture 1"/>
@@ -790,226 +790,105 @@
         </w:numPr>
         <w:spacing w:after="0"/>
         <w:rPr>
-          <w:highlight w:val="yellow"/>
-          <w:lang w:val="bg-BG"/>
-        </w:rPr>
-      </w:pPr>
-      <w:r>
-        <w:rPr>
-          <w:highlight w:val="yellow"/>
-          <w:lang w:val="bg-BG"/>
-        </w:rPr>
-        <w:t>Създа</w:t>
-      </w:r>
-      <w:r>
-        <w:rPr>
-          <w:highlight w:val="yellow"/>
-          <w:lang w:val="bg-BG"/>
-        </w:rPr>
-        <w:t>йте</w:t>
-      </w:r>
-      <w:r>
-        <w:rPr>
-          <w:highlight w:val="yellow"/>
-          <w:lang w:val="bg-BG"/>
-        </w:rPr>
-        <w:t xml:space="preserve"> </w:t>
-      </w:r>
-      <w:r>
-        <w:rPr>
-          <w:b/>
-          <w:bCs/>
-          <w:highlight w:val="yellow"/>
-          <w:lang w:val="bg-BG"/>
-        </w:rPr>
-        <w:t>нов файл</w:t>
-      </w:r>
-      <w:r>
-        <w:rPr>
-          <w:highlight w:val="yellow"/>
-          <w:lang w:val="bg-BG"/>
-        </w:rPr>
-        <w:t xml:space="preserve"> с </w:t>
-      </w:r>
-      <w:r>
-        <w:rPr>
-          <w:b/>
-          <w:bCs/>
-          <w:highlight w:val="yellow"/>
-          <w:lang w:val="bg-BG"/>
-        </w:rPr>
-        <w:t>разширение</w:t>
-      </w:r>
-      <w:r>
-        <w:rPr>
-          <w:highlight w:val="yellow"/>
-          <w:lang w:val="bg-BG"/>
-        </w:rPr>
-        <w:t xml:space="preserve"> </w:t>
-      </w:r>
-      <w:r>
-        <w:rPr>
-          <w:rFonts w:ascii="Consolas" w:hAnsi="Consolas" w:cs="Consolas"/>
-          <w:b/>
-          <w:bCs/>
-          <w:highlight w:val="yellow"/>
-          <w:lang w:val="bg-BG"/>
-        </w:rPr>
-        <w:t>.</w:t>
-      </w:r>
-      <w:r>
-        <w:rPr>
-          <w:rFonts w:ascii="Consolas" w:hAnsi="Consolas" w:cs="Consolas"/>
-          <w:b/>
-          <w:bCs/>
-          <w:highlight w:val="yellow"/>
-        </w:rPr>
-        <w:t>html</w:t>
-      </w:r>
-      <w:r>
-        <w:rPr>
-          <w:highlight w:val="yellow"/>
-          <w:lang w:val="bg-BG"/>
-        </w:rPr>
-        <w:t xml:space="preserve">, например </w:t>
-      </w:r>
-      <w:r>
-        <w:rPr>
-          <w:rFonts w:ascii="Consolas" w:hAnsi="Consolas" w:cs="Consolas"/>
-          <w:b/>
-          <w:bCs/>
-          <w:highlight w:val="yellow"/>
-          <w:lang w:val="bg-BG"/>
-        </w:rPr>
-        <w:t>i</w:t>
-      </w:r>
-      <w:r>
-        <w:rPr>
-          <w:rFonts w:ascii="Consolas" w:hAnsi="Consolas" w:cs="Consolas"/>
-          <w:b/>
-          <w:bCs/>
-          <w:highlight w:val="yellow"/>
-        </w:rPr>
-        <w:t>ndex</w:t>
-      </w:r>
-      <w:r>
-        <w:rPr>
-          <w:rFonts w:ascii="Consolas" w:hAnsi="Consolas" w:cs="Consolas"/>
-          <w:b/>
-          <w:bCs/>
-          <w:highlight w:val="yellow"/>
-          <w:lang w:val="bg-BG"/>
-        </w:rPr>
-        <w:t>.</w:t>
-      </w:r>
-      <w:r>
-        <w:rPr>
-          <w:rFonts w:ascii="Consolas" w:hAnsi="Consolas" w:cs="Consolas"/>
-          <w:b/>
-          <w:bCs/>
-          <w:highlight w:val="yellow"/>
-        </w:rPr>
-        <w:t>html</w:t>
-      </w:r>
-      <w:r>
-        <w:rPr>
-          <w:highlight w:val="yellow"/>
-          <w:lang w:val="bg-BG"/>
-        </w:rPr>
-        <w:t>. Отв</w:t>
-      </w:r>
-      <w:r>
-        <w:rPr>
-          <w:highlight w:val="yellow"/>
-          <w:lang w:val="bg-BG"/>
-        </w:rPr>
-        <w:t>орете</w:t>
-      </w:r>
-      <w:r>
-        <w:rPr>
-          <w:highlight w:val="yellow"/>
-          <w:lang w:val="bg-BG"/>
-        </w:rPr>
-        <w:t xml:space="preserve"> </w:t>
-      </w:r>
-      <w:r>
-        <w:rPr>
-          <w:b/>
-          <w:bCs/>
-          <w:highlight w:val="yellow"/>
-          <w:lang w:val="bg-BG"/>
-        </w:rPr>
-        <w:t>файла</w:t>
-      </w:r>
-      <w:r>
-        <w:rPr>
-          <w:highlight w:val="yellow"/>
-          <w:lang w:val="bg-BG"/>
-        </w:rPr>
-        <w:t xml:space="preserve"> в </w:t>
-      </w:r>
-      <w:r>
-        <w:rPr>
-          <w:b/>
-          <w:bCs/>
-          <w:highlight w:val="yellow"/>
-          <w:lang w:val="bg-BG"/>
-        </w:rPr>
-        <w:t>текстов редактор</w:t>
-      </w:r>
-      <w:r>
-        <w:rPr>
-          <w:highlight w:val="yellow"/>
-          <w:lang w:val="bg-BG"/>
-        </w:rPr>
-        <w:t xml:space="preserve"> по избор, например </w:t>
-      </w:r>
-      <w:r>
-        <w:rPr>
-          <w:b/>
-          <w:bCs/>
-          <w:highlight w:val="yellow"/>
-        </w:rPr>
-        <w:t>VS</w:t>
-      </w:r>
-      <w:r>
-        <w:rPr>
-          <w:b/>
-          <w:bCs/>
-          <w:highlight w:val="yellow"/>
-          <w:lang w:val="bg-BG"/>
-        </w:rPr>
-        <w:t xml:space="preserve"> </w:t>
-      </w:r>
-      <w:r>
-        <w:rPr>
-          <w:b/>
-          <w:bCs/>
-          <w:highlight w:val="yellow"/>
-        </w:rPr>
-        <w:t>Code</w:t>
-      </w:r>
-      <w:r>
-        <w:rPr>
-          <w:highlight w:val="yellow"/>
-          <w:lang w:val="bg-BG"/>
-        </w:rPr>
-        <w:t>.</w:t>
-      </w:r>
-    </w:p>
-    <w:p>
-      <w:pPr>
-        <w:spacing w:after="0"/>
+          <w:lang w:val="bg-BG"/>
+        </w:rPr>
       </w:pPr>
       <w:r>
         <w:rPr>
           <w:noProof/>
         </w:rPr>
+        <mc:AlternateContent>
+          <mc:Choice Requires="wps">
+            <w:drawing>
+              <wp:anchor distT="0" distB="0" distL="114300" distR="114300" simplePos="0" relativeHeight="251662336" behindDoc="0" locked="0" layoutInCell="1" allowOverlap="1" wp14:anchorId="31CCE2F1" wp14:editId="1CB75BCB">
+                <wp:simplePos x="0" y="0"/>
+                <wp:positionH relativeFrom="column">
+                  <wp:posOffset>2966085</wp:posOffset>
+                </wp:positionH>
+                <wp:positionV relativeFrom="paragraph">
+                  <wp:posOffset>1310005</wp:posOffset>
+                </wp:positionV>
+                <wp:extent cx="537907" cy="374855"/>
+                <wp:effectExtent l="12700" t="38100" r="20955" b="44450"/>
+                <wp:wrapNone/>
+                <wp:docPr id="1966454879" name="Arrow: Right 10"/>
+                <wp:cNvGraphicFramePr/>
+                <a:graphic xmlns:a="http://schemas.openxmlformats.org/drawingml/2006/main">
+                  <a:graphicData uri="http://schemas.microsoft.com/office/word/2010/wordprocessingShape">
+                    <wps:wsp>
+                      <wps:cNvSpPr/>
+                      <wps:spPr>
+                        <a:xfrm>
+                          <a:off x="0" y="0"/>
+                          <a:ext cx="537907" cy="374855"/>
+                        </a:xfrm>
+                        <a:prstGeom prst="rightArrow">
+                          <a:avLst/>
+                        </a:prstGeom>
+                        <a:solidFill>
+                          <a:srgbClr val="234465"/>
+                        </a:solidFill>
+                        <a:ln w="25400" cap="flat" cmpd="sng" algn="ctr">
+                          <a:solidFill>
+                            <a:srgbClr val="234465"/>
+                          </a:solidFill>
+                          <a:prstDash val="solid"/>
+                        </a:ln>
+                        <a:effectLst/>
+                      </wps:spPr>
+                      <wps:bodyPr rtlCol="0" anchor="ctr"/>
+                    </wps:wsp>
+                  </a:graphicData>
+                </a:graphic>
+                <wp14:sizeRelH relativeFrom="margin">
+                  <wp14:pctWidth>0</wp14:pctWidth>
+                </wp14:sizeRelH>
+                <wp14:sizeRelV relativeFrom="margin">
+                  <wp14:pctHeight>0</wp14:pctHeight>
+                </wp14:sizeRelV>
+              </wp:anchor>
+            </w:drawing>
+          </mc:Choice>
+          <mc:Fallback>
+            <w:pict>
+              <v:shapetype w14:anchorId="5201F01A" id="_x0000_t13" coordsize="21600,21600" o:spt="13" adj="16200,5400" path="m@0,l@0@1,0@1,0@2@0@2@0,21600,21600,10800xe">
+                <v:stroke joinstyle="miter"/>
+                <v:formulas>
+                  <v:f eqn="val #0"/>
+                  <v:f eqn="val #1"/>
+                  <v:f eqn="sum height 0 #1"/>
+                  <v:f eqn="sum 10800 0 #1"/>
+                  <v:f eqn="sum width 0 #0"/>
+                  <v:f eqn="prod @4 @3 10800"/>
+                  <v:f eqn="sum width 0 @5"/>
+                </v:formulas>
+                <v:path o:connecttype="custom" o:connectlocs="@0,0;0,10800;@0,21600;21600,10800" o:connectangles="270,180,90,0" textboxrect="0,@1,@6,@2"/>
+                <v:handles>
+                  <v:h position="#0,#1" xrange="0,21600" yrange="0,10800"/>
+                </v:handles>
+              </v:shapetype>
+              <v:shape id="Arrow: Right 10" o:spid="_x0000_s1026" type="#_x0000_t13" style="position:absolute;margin-left:233.55pt;margin-top:103.15pt;width:42.35pt;height:29.5pt;z-index:251662336;visibility:visible;mso-wrap-style:square;mso-width-percent:0;mso-height-percent:0;mso-wrap-distance-left:9pt;mso-wrap-distance-top:0;mso-wrap-distance-right:9pt;mso-wrap-distance-bottom:0;mso-position-horizontal:absolute;mso-position-horizontal-relative:text;mso-position-vertical:absolute;mso-position-vertical-relative:text;mso-width-percent:0;mso-height-percent:0;mso-width-relative:margin;mso-height-relative:margin;v-text-anchor:middle" o:gfxdata="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" adj="14074" fillcolor="#234465" strokecolor="#234465" strokeweight="2pt"/>
+            </w:pict>
+          </mc:Fallback>
+        </mc:AlternateContent>
+      </w:r>
+      <w:r>
+        <w:rPr>
+          <w:noProof/>
+        </w:rPr>
         <w:drawing>
-          <wp:inline distT="0" distB="0" distL="0" distR="0" wp14:anchorId="5F9717DF" wp14:editId="70AC2221">
-            <wp:extent cx="2101022" cy="1409546"/>
-            <wp:effectExtent l="12700" t="12700" r="7620" b="13335"/>
-            <wp:docPr id="1451490670" name="Picture 1"/>
+          <wp:anchor distT="0" distB="0" distL="114300" distR="114300" simplePos="0" relativeHeight="251660288" behindDoc="1" locked="0" layoutInCell="1" allowOverlap="1" wp14:anchorId="39025520" wp14:editId="7BE85FBB">
+            <wp:simplePos x="0" y="0"/>
+            <wp:positionH relativeFrom="column">
+              <wp:posOffset>3532505</wp:posOffset>
+            </wp:positionH>
+            <wp:positionV relativeFrom="paragraph">
+              <wp:posOffset>516256</wp:posOffset>
+            </wp:positionV>
+            <wp:extent cx="2934190" cy="1968500"/>
+            <wp:effectExtent l="12700" t="12700" r="12700" b="12700"/>
+            <wp:wrapTopAndBottom/>
+            <wp:docPr id="1363031576" name="Picture 1"/>
             <wp:cNvGraphicFramePr>
               <a:graphicFrameLocks xmlns:a="http://schemas.openxmlformats.org/drawingml/2006/main" noChangeAspect="1"/>
             </wp:cNvGraphicFramePr>
@@ -1035,7 +914,7 @@
                   <pic:spPr>
                     <a:xfrm>
                       <a:off x="0" y="0"/>
-                      <a:ext cx="2146261" cy="1439896"/>
+                      <a:ext cx="2937155" cy="1970490"/>
                     </a:xfrm>
                     <a:prstGeom prst="rect">
                       <a:avLst/>
@@ -1051,39 +930,33 @@
                 </pic:pic>
               </a:graphicData>
             </a:graphic>
-          </wp:inline>
+            <wp14:sizeRelH relativeFrom="page">
+              <wp14:pctWidth>0</wp14:pctWidth>
+            </wp14:sizeRelH>
+            <wp14:sizeRelV relativeFrom="page">
+              <wp14:pctHeight>0</wp14:pctHeight>
+            </wp14:sizeRelV>
+          </wp:anchor>
         </w:drawing>
       </w:r>
-    </w:p>
-    <w:p>
-      <w:pPr>
-        <w:pStyle w:val="ListParagraph"/>
-        <w:numPr>
-          <w:ilvl w:val="0"/>
-          <w:numId w:val="5"/>
-        </w:numPr>
-        <w:rPr>
-          <w:lang w:val="bg-BG"/>
-        </w:rPr>
-      </w:pPr>
       <w:r>
         <w:rPr>
           <w:noProof/>
           <w:lang w:val="bg-BG"/>
         </w:rPr>
         <w:drawing>
-          <wp:anchor distT="0" distB="0" distL="114300" distR="114300" simplePos="0" relativeHeight="251658240" behindDoc="0" locked="0" layoutInCell="1" allowOverlap="1" wp14:anchorId="3E3A98FD" wp14:editId="7EF0A30D">
+          <wp:anchor distT="0" distB="0" distL="114300" distR="114300" simplePos="0" relativeHeight="251661312" behindDoc="0" locked="0" layoutInCell="1" allowOverlap="1" wp14:anchorId="73CF6997" wp14:editId="41493783">
             <wp:simplePos x="0" y="0"/>
             <wp:positionH relativeFrom="column">
-              <wp:posOffset>12296</wp:posOffset>
+              <wp:posOffset>52705</wp:posOffset>
             </wp:positionH>
             <wp:positionV relativeFrom="paragraph">
-              <wp:posOffset>316057</wp:posOffset>
+              <wp:posOffset>516255</wp:posOffset>
             </wp:positionV>
-            <wp:extent cx="2822092" cy="1317336"/>
-            <wp:effectExtent l="12700" t="12700" r="10160" b="16510"/>
-            <wp:wrapSquare wrapText="bothSides"/>
-            <wp:docPr id="690724171" name="Picture 2"/>
+            <wp:extent cx="2859363" cy="1927846"/>
+            <wp:effectExtent l="12700" t="12700" r="11430" b="15875"/>
+            <wp:wrapTopAndBottom/>
+            <wp:docPr id="216755999" name="Picture 1"/>
             <wp:cNvGraphicFramePr>
               <a:graphicFrameLocks xmlns:a="http://schemas.openxmlformats.org/drawingml/2006/main" noChangeAspect="1"/>
             </wp:cNvGraphicFramePr>
@@ -1091,7 +964,7 @@
               <a:graphicData uri="http://schemas.openxmlformats.org/drawingml/2006/picture">
                 <pic:pic xmlns:pic="http://schemas.openxmlformats.org/drawingml/2006/picture">
                   <pic:nvPicPr>
-                    <pic:cNvPr id="690724171" name="Picture 690724171"/>
+                    <pic:cNvPr id="216755999" name="Picture 216755999"/>
                     <pic:cNvPicPr/>
                   </pic:nvPicPr>
                   <pic:blipFill>
@@ -1109,7 +982,221 @@
                   <pic:spPr>
                     <a:xfrm>
                       <a:off x="0" y="0"/>
-                      <a:ext cx="2823331" cy="1317914"/>
+                      <a:ext cx="2868272" cy="1933853"/>
+                    </a:xfrm>
+                    <a:prstGeom prst="rect">
+                      <a:avLst/>
+                    </a:prstGeom>
+                    <a:ln>
+                      <a:solidFill>
+                        <a:schemeClr val="bg1">
+                          <a:lumMod val="75000"/>
+                        </a:schemeClr>
+                      </a:solidFill>
+                    </a:ln>
+                  </pic:spPr>
+                </pic:pic>
+              </a:graphicData>
+            </a:graphic>
+            <wp14:sizeRelH relativeFrom="page">
+              <wp14:pctWidth>0</wp14:pctWidth>
+            </wp14:sizeRelH>
+            <wp14:sizeRelV relativeFrom="page">
+              <wp14:pctHeight>0</wp14:pctHeight>
+            </wp14:sizeRelV>
+          </wp:anchor>
+        </w:drawing>
+      </w:r>
+      <w:r>
+        <w:rPr>
+          <w:lang w:val="bg-BG"/>
+        </w:rPr>
+        <w:t xml:space="preserve">Отворете </w:t>
+      </w:r>
+      <w:r>
+        <w:rPr>
+          <w:b/>
+          <w:bCs/>
+          <w:lang w:val="bg-BG"/>
+        </w:rPr>
+        <w:t>текстов редактор</w:t>
+      </w:r>
+      <w:r>
+        <w:rPr>
+          <w:lang w:val="bg-BG"/>
+        </w:rPr>
+        <w:t xml:space="preserve"> по избор, например </w:t>
+      </w:r>
+      <w:r>
+        <w:rPr>
+          <w:b/>
+          <w:bCs/>
+        </w:rPr>
+        <w:t>VS</w:t>
+      </w:r>
+      <w:r>
+        <w:rPr>
+          <w:b/>
+          <w:bCs/>
+          <w:lang w:val="bg-BG"/>
+        </w:rPr>
+        <w:t xml:space="preserve"> </w:t>
+      </w:r>
+      <w:r>
+        <w:rPr>
+          <w:b/>
+          <w:bCs/>
+        </w:rPr>
+        <w:t>Code</w:t>
+      </w:r>
+      <w:r>
+        <w:rPr>
+          <w:lang w:val="bg-BG"/>
+        </w:rPr>
+        <w:t xml:space="preserve">. Създайте </w:t>
+      </w:r>
+      <w:r>
+        <w:rPr>
+          <w:b/>
+          <w:bCs/>
+          <w:lang w:val="bg-BG"/>
+        </w:rPr>
+        <w:t>нов файл</w:t>
+      </w:r>
+      <w:r>
+        <w:rPr>
+          <w:lang w:val="bg-BG"/>
+        </w:rPr>
+        <w:t xml:space="preserve"> с </w:t>
+      </w:r>
+      <w:r>
+        <w:rPr>
+          <w:b/>
+          <w:bCs/>
+          <w:lang w:val="bg-BG"/>
+        </w:rPr>
+        <w:t>разширение</w:t>
+      </w:r>
+      <w:r>
+        <w:rPr>
+          <w:lang w:val="bg-BG"/>
+        </w:rPr>
+        <w:t xml:space="preserve"> </w:t>
+      </w:r>
+      <w:r>
+        <w:rPr>
+          <w:rFonts w:ascii="Consolas" w:hAnsi="Consolas" w:cs="Consolas"/>
+          <w:b/>
+          <w:bCs/>
+          <w:lang w:val="bg-BG"/>
+        </w:rPr>
+        <w:t>.</w:t>
+      </w:r>
+      <w:r>
+        <w:rPr>
+          <w:rFonts w:ascii="Consolas" w:hAnsi="Consolas" w:cs="Consolas"/>
+          <w:b/>
+          <w:bCs/>
+        </w:rPr>
+        <w:t>html</w:t>
+      </w:r>
+      <w:r>
+        <w:rPr>
+          <w:lang w:val="bg-BG"/>
+        </w:rPr>
+        <w:t xml:space="preserve">, например </w:t>
+      </w:r>
+      <w:r>
+        <w:rPr>
+          <w:rFonts w:ascii="Consolas" w:hAnsi="Consolas" w:cs="Consolas"/>
+          <w:b/>
+          <w:bCs/>
+        </w:rPr>
+        <w:t>index.</w:t>
+      </w:r>
+      <w:r>
+        <w:rPr>
+          <w:rFonts w:ascii="Consolas" w:hAnsi="Consolas" w:cs="Consolas"/>
+          <w:b/>
+          <w:bCs/>
+        </w:rPr>
+        <w:t>html</w:t>
+      </w:r>
+      <w:r>
+        <w:rPr>
+          <w:lang w:val="bg-BG"/>
+        </w:rPr>
+        <w:t>.</w:t>
+      </w:r>
+      <w:r>
+        <w:rPr>
+          <w:noProof/>
+          <w:lang w:val="bg-BG"/>
+        </w:rPr>
+        <w:t xml:space="preserve"> </w:t>
+      </w:r>
+    </w:p>
+    <w:p>
+      <w:pPr>
+        <w:spacing w:after="0"/>
+      </w:pPr>
+    </w:p>
+    <w:p>
+      <w:pPr>
+        <w:pStyle w:val="ListParagraph"/>
+        <w:numPr>
+          <w:ilvl w:val="0"/>
+          <w:numId w:val="5"/>
+        </w:numPr>
+        <w:rPr>
+          <w:lang w:val="bg-BG"/>
+        </w:rPr>
+      </w:pPr>
+      <w:r>
+        <w:rPr>
+          <w:noProof/>
+          <w:lang w:val="bg-BG"/>
+        </w:rPr>
+        <w:lastRenderedPageBreak/>
+        <w:drawing>
+          <wp:anchor distT="0" distB="0" distL="114300" distR="114300" simplePos="0" relativeHeight="251658240" behindDoc="0" locked="0" layoutInCell="1" allowOverlap="1" wp14:anchorId="3E3A98FD" wp14:editId="0339E488">
+            <wp:simplePos x="0" y="0"/>
+            <wp:positionH relativeFrom="column">
+              <wp:posOffset>12065</wp:posOffset>
+            </wp:positionH>
+            <wp:positionV relativeFrom="paragraph">
+              <wp:posOffset>213995</wp:posOffset>
+            </wp:positionV>
+            <wp:extent cx="2821940" cy="1316990"/>
+            <wp:effectExtent l="12700" t="12700" r="10160" b="16510"/>
+            <wp:wrapSquare wrapText="bothSides"/>
+            <wp:docPr id="690724171" name="Picture 2"/>
+            <wp:cNvGraphicFramePr>
+              <a:graphicFrameLocks xmlns:a="http://schemas.openxmlformats.org/drawingml/2006/main" noChangeAspect="1"/>
+            </wp:cNvGraphicFramePr>
+            <a:graphic xmlns:a="http://schemas.openxmlformats.org/drawingml/2006/main">
+              <a:graphicData uri="http://schemas.openxmlformats.org/drawingml/2006/picture">
+                <pic:pic xmlns:pic="http://schemas.openxmlformats.org/drawingml/2006/picture">
+                  <pic:nvPicPr>
+                    <pic:cNvPr id="690724171" name="Picture 690724171"/>
+                    <pic:cNvPicPr/>
+                  </pic:nvPicPr>
+                  <pic:blipFill>
+                    <a:blip r:embed="rId11" cstate="print">
+                      <a:extLst>
+                        <a:ext uri="{28A0092B-C50C-407E-A947-70E740481C1C}">
+                          <a14:useLocalDpi xmlns:a14="http://schemas.microsoft.com/office/drawing/2010/main" val="0"/>
+                        </a:ext>
+                      </a:extLst>
+                    </a:blip>
+                    <a:stretch>
+                      <a:fillRect/>
+                    </a:stretch>
+                  </pic:blipFill>
+                  <pic:spPr>
+                    <a:xfrm>
+                      <a:off x="0" y="0"/>
+                      <a:ext cx="2821940" cy="1316990"/>
                     </a:xfrm>
                     <a:prstGeom prst="rect">
                       <a:avLst/>
@@ -1219,7 +1306,6 @@
         <w:rPr>
           <w:lang w:val="bg-BG"/>
         </w:rPr>
-        <w:lastRenderedPageBreak/>
         <w:t xml:space="preserve">Добавете съдържанието – </w:t>
       </w:r>
       <w:r>
@@ -1299,7 +1385,7 @@
                     <pic:cNvPicPr/>
                   </pic:nvPicPr>
                   <pic:blipFill>
-                    <a:blip r:embed="rId11" cstate="print">
+                    <a:blip r:embed="rId12" cstate="print">
                       <a:extLst>
                         <a:ext uri="{28A0092B-C50C-407E-A947-70E740481C1C}">
                           <a14:useLocalDpi xmlns:a14="http://schemas.microsoft.com/office/drawing/2010/main" val="0"/>
@@ -1406,7 +1492,7 @@
                     <pic:cNvPicPr/>
                   </pic:nvPicPr>
                   <pic:blipFill>
-                    <a:blip r:embed="rId12">
+                    <a:blip r:embed="rId13">
                       <a:extLst>
                         <a:ext uri="{28A0092B-C50C-407E-A947-70E740481C1C}">
                           <a14:useLocalDpi xmlns:a14="http://schemas.microsoft.com/office/drawing/2010/main" val="0"/>
@@ -1448,8 +1534,8 @@
       </w:pPr>
     </w:p>
     <w:sectPr>
-      <w:headerReference w:type="default" r:id="rId13"/>
-      <w:footerReference w:type="default" r:id="rId14"/>
+      <w:headerReference w:type="default" r:id="rId14"/>
+      <w:footerReference w:type="default" r:id="rId15"/>
       <w:pgSz w:w="11909" w:h="16834" w:code="9"/>
       <w:pgMar w:top="567" w:right="737" w:bottom="680" w:left="737" w:header="567" w:footer="510" w:gutter="0"/>
       <w:cols w:space="720"/>
@@ -1460,7 +1546,7 @@
 </file>
 
 <file path=word/endnotes.xml><?xml version="1.0" encoding="utf-8"?>
-<w:endnotes xmlns:wpc="http://schemas.microsoft.com/office/word/2010/wordprocessingCanvas" xmlns:cx="http://schemas.microsoft.com/office/drawing/2014/chartex" xmlns:cx1="http://schemas.microsoft.com/office/drawing/2015/9/8/chartex" xmlns:cx2="http://schemas.microsoft.com/office/drawing/2015/10/21/chartex" xmlns:cx3="http://schemas.microsoft.com/office/drawing/2016/5/9/chartex" xmlns:cx4="http://schemas.microsoft.com/office/drawing/2016/5/10/chartex" xmlns:cx5="http://schemas.microsoft.com/office/drawing/2016/5/11/chartex" xmlns:cx6="http://schemas.microsoft.com/office/drawing/2016/5/12/chartex" xmlns:cx7="http://schemas.microsoft.com/office/drawing/2016/5/13/chartex" xmlns:cx8="http://schemas.microsoft.com/office/drawing/2016/5/14/chartex" xmlns:mc="http://schemas.openxmlformats.org/markup-compatibility/2006" xmlns:aink="http://schemas.microsoft.com/office/drawing/2016/ink" xmlns:am3d="http://schemas.microsoft.com/office/drawing/2017/model3d" xmlns:o="urn:schemas-microsoft-com:office:office" xmlns:oel="http://schemas.microsoft.com/office/2019/extlst" xmlns:r="http://schemas.openxmlformats.org/officeDocument/2006/relationships" xmlns:m="http://schemas.openxmlformats.org/officeDocument/2006/math" xmlns:v="urn:schemas-microsoft-com:vml" xmlns:wp14="http://schemas.microsoft.com/office/word/2010/wordprocessingDrawing" xmlns:wp="http://schemas.openxmlformats.org/drawingml/2006/wordprocessingDrawing" xmlns:w10="urn:schemas-microsoft-com:office:word" xmlns:w="http://schemas.openxmlformats.org/wordprocessingml/2006/main" xmlns:w14="http://schemas.microsoft.com/office/word/2010/wordml" xmlns:w15="http://schemas.microsoft.com/office/word/2012/wordml" xmlns:w16cex="http://schemas.microsoft.com/office/word/2018/wordml/cex" xmlns:w16cid="http://schemas.microsoft.com/office/word/2016/wordml/cid" xmlns:w16="http://schemas.microsoft.com/office/word/2018/wordml" xmlns:w16du="http://schemas.microsoft.com/office/word/2023/wordml/word16du" xmlns:w16sdtdh="http://schemas.microsoft.com/office/word/2020/wordml/sdtdatahash" xmlns:w16se="http://schemas.microsoft.com/office/word/2015/wordml/symex" xmlns:wpg="http://schemas.microsoft.com/office/word/2010/wordprocessingGroup" xmlns:wpi="http://schemas.microsoft.com/office/word/2010/wordprocessingInk" xmlns:wne="http://schemas.microsoft.com/office/word/2006/wordml" xmlns:wps="http://schemas.microsoft.com/office/word/2010/wordprocessingShape" mc:Ignorable="w14 w15 w16se w16cid w16 w16cex w16sdtdh w16du wp14">
+<w:endnotes xmlns:wpc="http://schemas.microsoft.com/office/word/2010/wordprocessingCanvas" xmlns:cx="http://schemas.microsoft.com/office/drawing/2014/chartex" xmlns:cx1="http://schemas.microsoft.com/office/drawing/2015/9/8/chartex" xmlns:cx2="http://schemas.microsoft.com/office/drawing/2015/10/21/chartex" xmlns:cx3="http://schemas.microsoft.com/office/drawing/2016/5/9/chartex" xmlns:cx4="http://schemas.microsoft.com/office/drawing/2016/5/10/chartex" xmlns:cx5="http://schemas.microsoft.com/office/drawing/2016/5/11/chartex" xmlns:cx6="http://schemas.microsoft.com/office/drawing/2016/5/12/chartex" xmlns:cx7="http://schemas.microsoft.com/office/drawing/2016/5/13/chartex" xmlns:cx8="http://schemas.microsoft.com/office/drawing/2016/5/14/chartex" xmlns:mc="http://schemas.openxmlformats.org/markup-compatibility/2006" xmlns:aink="http://schemas.microsoft.com/office/drawing/2016/ink" xmlns:am3d="http://schemas.microsoft.com/office/drawing/2017/model3d" xmlns:o="urn:schemas-microsoft-com:office:office" xmlns:oel="http://schemas.microsoft.com/office/2019/extlst" xmlns:r="http://schemas.openxmlformats.org/officeDocument/2006/relationships" xmlns:m="http://schemas.openxmlformats.org/officeDocument/2006/math" xmlns:v="urn:schemas-microsoft-com:vml" xmlns:wp14="http://schemas.microsoft.com/office/word/2010/wordprocessingDrawing" xmlns:wp="http://schemas.openxmlformats.org/drawingml/2006/wordprocessingDrawing" xmlns:w10="urn:schemas-microsoft-com:office:word" xmlns:w="http://schemas.openxmlformats.org/wordprocessingml/2006/main" xmlns:w14="http://schemas.microsoft.com/office/word/2010/wordml" xmlns:w15="http://schemas.microsoft.com/office/word/2012/wordml" xmlns:w16cex="http://schemas.microsoft.com/office/word/2018/wordml/cex" xmlns:w16cid="http://schemas.microsoft.com/office/word/2016/wordml/cid" xmlns:w16="http://schemas.microsoft.com/office/word/2018/wordml" xmlns:w16sdtdh="http://schemas.microsoft.com/office/word/2020/wordml/sdtdatahash" xmlns:w16se="http://schemas.microsoft.com/office/word/2015/wordml/symex" xmlns:wpg="http://schemas.microsoft.com/office/word/2010/wordprocessingGroup" xmlns:wpi="http://schemas.microsoft.com/office/word/2010/wordprocessingInk" xmlns:wne="http://schemas.microsoft.com/office/word/2006/wordml" xmlns:wps="http://schemas.microsoft.com/office/word/2010/wordprocessingShape" mc:Ignorable="w14 w15 w16se w16cid w16 w16cex w16sdtdh wp14">
   <w:endnote w:type="separator" w:id="-1">
     <w:p>
       <w:pPr>
@@ -1485,7 +1571,7 @@
 </file>
 
 <file path=word/footer1.xml><?xml version="1.0" encoding="utf-8"?>
-<w:ftr xmlns:wpc="http://schemas.microsoft.com/office/word/2010/wordprocessingCanvas" xmlns:cx="http://schemas.microsoft.com/office/drawing/2014/chartex" xmlns:cx1="http://schemas.microsoft.com/office/drawing/2015/9/8/chartex" xmlns:cx2="http://schemas.microsoft.com/office/drawing/2015/10/21/chartex" xmlns:cx3="http://schemas.microsoft.com/office/drawing/2016/5/9/chartex" xmlns:cx4="http://schemas.microsoft.com/office/drawing/2016/5/10/chartex" xmlns:cx5="http://schemas.microsoft.com/office/drawing/2016/5/11/chartex" xmlns:cx6="http://schemas.microsoft.com/office/drawing/2016/5/12/chartex" xmlns:cx7="http://schemas.microsoft.com/office/drawing/2016/5/13/chartex" xmlns:cx8="http://schemas.microsoft.com/office/drawing/2016/5/14/chartex" xmlns:mc="http://schemas.openxmlformats.org/markup-compatibility/2006" xmlns:aink="http://schemas.microsoft.com/office/drawing/2016/ink" xmlns:am3d="http://schemas.microsoft.com/office/drawing/2017/model3d" xmlns:o="urn:schemas-microsoft-com:office:office" xmlns:oel="http://schemas.microsoft.com/office/2019/extlst" xmlns:r="http://schemas.openxmlformats.org/officeDocument/2006/relationships" xmlns:m="http://schemas.openxmlformats.org/officeDocument/2006/math" xmlns:v="urn:schemas-microsoft-com:vml" xmlns:wp14="http://schemas.microsoft.com/office/word/2010/wordprocessingDrawing" xmlns:wp="http://schemas.openxmlformats.org/drawingml/2006/wordprocessingDrawing" xmlns:w10="urn:schemas-microsoft-com:office:word" xmlns:w="http://schemas.openxmlformats.org/wordprocessingml/2006/main" xmlns:w14="http://schemas.microsoft.com/office/word/2010/wordml" xmlns:w15="http://schemas.microsoft.com/office/word/2012/wordml" xmlns:w16cex="http://schemas.microsoft.com/office/word/2018/wordml/cex" xmlns:w16cid="http://schemas.microsoft.com/office/word/2016/wordml/cid" xmlns:w16="http://schemas.microsoft.com/office/word/2018/wordml" xmlns:w16du="http://schemas.microsoft.com/office/word/2023/wordml/word16du" xmlns:w16sdtdh="http://schemas.microsoft.com/office/word/2020/wordml/sdtdatahash" xmlns:w16se="http://schemas.microsoft.com/office/word/2015/wordml/symex" xmlns:wpg="http://schemas.microsoft.com/office/word/2010/wordprocessingGroup" xmlns:wpi="http://schemas.microsoft.com/office/word/2010/wordprocessingInk" xmlns:wne="http://schemas.microsoft.com/office/word/2006/wordml" xmlns:wps="http://schemas.microsoft.com/office/word/2010/wordprocessingShape" mc:Ignorable="w14 w15 w16se w16cid w16 w16cex w16sdtdh w16du wp14">
+<w:ftr xmlns:wpc="http://schemas.microsoft.com/office/word/2010/wordprocessingCanvas" xmlns:cx="http://schemas.microsoft.com/office/drawing/2014/chartex" xmlns:cx1="http://schemas.microsoft.com/office/drawing/2015/9/8/chartex" xmlns:cx2="http://schemas.microsoft.com/office/drawing/2015/10/21/chartex" xmlns:cx3="http://schemas.microsoft.com/office/drawing/2016/5/9/chartex" xmlns:cx4="http://schemas.microsoft.com/office/drawing/2016/5/10/chartex" xmlns:cx5="http://schemas.microsoft.com/office/drawing/2016/5/11/chartex" xmlns:cx6="http://schemas.microsoft.com/office/drawing/2016/5/12/chartex" xmlns:cx7="http://schemas.microsoft.com/office/drawing/2016/5/13/chartex" xmlns:cx8="http://schemas.microsoft.com/office/drawing/2016/5/14/chartex" xmlns:mc="http://schemas.openxmlformats.org/markup-compatibility/2006" xmlns:aink="http://schemas.microsoft.com/office/drawing/2016/ink" xmlns:am3d="http://schemas.microsoft.com/office/drawing/2017/model3d" xmlns:o="urn:schemas-microsoft-com:office:office" xmlns:oel="http://schemas.microsoft.com/office/2019/extlst" xmlns:r="http://schemas.openxmlformats.org/officeDocument/2006/relationships" xmlns:m="http://schemas.openxmlformats.org/officeDocument/2006/math" xmlns:v="urn:schemas-microsoft-com:vml" xmlns:wp14="http://schemas.microsoft.com/office/word/2010/wordprocessingDrawing" xmlns:wp="http://schemas.openxmlformats.org/drawingml/2006/wordprocessingDrawing" xmlns:w10="urn:schemas-microsoft-com:office:word" xmlns:w="http://schemas.openxmlformats.org/wordprocessingml/2006/main" xmlns:w14="http://schemas.microsoft.com/office/word/2010/wordml" xmlns:w15="http://schemas.microsoft.com/office/word/2012/wordml" xmlns:w16cex="http://schemas.microsoft.com/office/word/2018/wordml/cex" xmlns:w16cid="http://schemas.microsoft.com/office/word/2016/wordml/cid" xmlns:w16="http://schemas.microsoft.com/office/word/2018/wordml" xmlns:w16sdtdh="http://schemas.microsoft.com/office/word/2020/wordml/sdtdatahash" xmlns:w16se="http://schemas.microsoft.com/office/word/2015/wordml/symex" xmlns:wpg="http://schemas.microsoft.com/office/word/2010/wordprocessingGroup" xmlns:wpi="http://schemas.microsoft.com/office/word/2010/wordprocessingInk" xmlns:wne="http://schemas.microsoft.com/office/word/2006/wordml" xmlns:wps="http://schemas.microsoft.com/office/word/2010/wordprocessingShape" mc:Ignorable="w14 w15 w16se w16cid w16 w16cex w16sdtdh wp14">
   <w:p>
     <w:pPr>
       <w:pStyle w:val="Footer"/>
@@ -1827,7 +1913,7 @@
             </wp:anchor>
           </w:drawing>
         </mc:Choice>
-        <mc:Fallback>
+        <mc:Fallback xmlns:w16du="http://schemas.microsoft.com/office/word/2023/wordml/word16du">
           <w:pict>
             <v:shapetype w14:anchorId="7ACB1FAE" id="_x0000_t202" coordsize="21600,21600" o:spt="202" path="m,l,21600r21600,l21600,xe">
               <v:stroke joinstyle="miter"/>
@@ -2250,7 +2336,7 @@
             </wp:anchor>
           </w:drawing>
         </mc:Choice>
-        <mc:Fallback>
+        <mc:Fallback xmlns:w16du="http://schemas.microsoft.com/office/word/2023/wordml/word16du">
           <w:pict>
             <v:line w14:anchorId="23DA4A24" id="Straight Connector 19" o:spid="_x0000_s1026" style="position:absolute;flip:y;z-index:251659264;visibility:visible;mso-wrap-style:square;mso-width-percent:0;mso-height-percent:0;mso-wrap-distance-left:9pt;mso-wrap-distance-top:0;mso-wrap-distance-right:9pt;mso-wrap-distance-bottom:0;mso-position-horizontal:absolute;mso-position-horizontal-relative:text;mso-position-vertical:absolute;mso-position-vertical-relative:text;mso-width-percent:0;mso-height-percent:0;mso-width-relative:page;mso-height-relative:page" from="-.1pt,5.2pt" to="520.7pt,5.2pt" o:gfxdata="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" strokecolor="#974706 [1609]" strokeweight="1pt">
               <v:stroke endcap="round"/>
@@ -2473,7 +2559,7 @@
             </wp:anchor>
           </w:drawing>
         </mc:Choice>
-        <mc:Fallback>
+        <mc:Fallback xmlns:w16du="http://schemas.microsoft.com/office/word/2023/wordml/word16du">
           <w:pict>
             <v:shape w14:anchorId="0D7D8A2E" id="Text Box 4" o:spid="_x0000_s1027" type="#_x0000_t202" style="position:absolute;margin-left:444.65pt;margin-top:8.35pt;width:70.9pt;height:15.9pt;z-index:251661312;visibility:visible;mso-wrap-style:square;mso-width-percent:0;mso-height-percent:0;mso-wrap-distance-left:9pt;mso-wrap-distance-top:0;mso-wrap-distance-right:9pt;mso-wrap-distance-bottom:0;mso-position-horizontal:absolute;mso-position-horizontal-relative:text;mso-position-vertical:absolute;mso-position-vertical-relative:text;mso-width-percent:0;mso-height-percent:0;mso-width-relative:page;mso-height-relative:page;v-text-anchor:middle" o:gfxdata="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" filled="f" stroked="f" strokeweight=".5pt">
               <v:textbox inset="0,0,0,0">
@@ -2625,7 +2711,7 @@
 </file>
 
 <file path=word/footnotes.xml><?xml version="1.0" encoding="utf-8"?>
-<w:footnotes xmlns:wpc="http://schemas.microsoft.com/office/word/2010/wordprocessingCanvas" xmlns:cx="http://schemas.microsoft.com/office/drawing/2014/chartex" xmlns:cx1="http://schemas.microsoft.com/office/drawing/2015/9/8/chartex" xmlns:cx2="http://schemas.microsoft.com/office/drawing/2015/10/21/chartex" xmlns:cx3="http://schemas.microsoft.com/office/drawing/2016/5/9/chartex" xmlns:cx4="http://schemas.microsoft.com/office/drawing/2016/5/10/chartex" xmlns:cx5="http://schemas.microsoft.com/office/drawing/2016/5/11/chartex" xmlns:cx6="http://schemas.microsoft.com/office/drawing/2016/5/12/chartex" xmlns:cx7="http://schemas.microsoft.com/office/drawing/2016/5/13/chartex" xmlns:cx8="http://schemas.microsoft.com/office/drawing/2016/5/14/chartex" xmlns:mc="http://schemas.openxmlformats.org/markup-compatibility/2006" xmlns:aink="http://schemas.microsoft.com/office/drawing/2016/ink" xmlns:am3d="http://schemas.microsoft.com/office/drawing/2017/model3d" xmlns:o="urn:schemas-microsoft-com:office:office" xmlns:oel="http://schemas.microsoft.com/office/2019/extlst" xmlns:r="http://schemas.openxmlformats.org/officeDocument/2006/relationships" xmlns:m="http://schemas.openxmlformats.org/officeDocument/2006/math" xmlns:v="urn:schemas-microsoft-com:vml" xmlns:wp14="http://schemas.microsoft.com/office/word/2010/wordprocessingDrawing" xmlns:wp="http://schemas.openxmlformats.org/drawingml/2006/wordprocessingDrawing" xmlns:w10="urn:schemas-microsoft-com:office:word" xmlns:w="http://schemas.openxmlformats.org/wordprocessingml/2006/main" xmlns:w14="http://schemas.microsoft.com/office/word/2010/wordml" xmlns:w15="http://schemas.microsoft.com/office/word/2012/wordml" xmlns:w16cex="http://schemas.microsoft.com/office/word/2018/wordml/cex" xmlns:w16cid="http://schemas.microsoft.com/office/word/2016/wordml/cid" xmlns:w16="http://schemas.microsoft.com/office/word/2018/wordml" xmlns:w16du="http://schemas.microsoft.com/office/word/2023/wordml/word16du" xmlns:w16sdtdh="http://schemas.microsoft.com/office/word/2020/wordml/sdtdatahash" xmlns:w16se="http://schemas.microsoft.com/office/word/2015/wordml/symex" xmlns:wpg="http://schemas.microsoft.com/office/word/2010/wordprocessingGroup" xmlns:wpi="http://schemas.microsoft.com/office/word/2010/wordprocessingInk" xmlns:wne="http://schemas.microsoft.com/office/word/2006/wordml" xmlns:wps="http://schemas.microsoft.com/office/word/2010/wordprocessingShape" mc:Ignorable="w14 w15 w16se w16cid w16 w16cex w16sdtdh w16du wp14">
+<w:footnotes xmlns:wpc="http://schemas.microsoft.com/office/word/2010/wordprocessingCanvas" xmlns:cx="http://schemas.microsoft.com/office/drawing/2014/chartex" xmlns:cx1="http://schemas.microsoft.com/office/drawing/2015/9/8/chartex" xmlns:cx2="http://schemas.microsoft.com/office/drawing/2015/10/21/chartex" xmlns:cx3="http://schemas.microsoft.com/office/drawing/2016/5/9/chartex" xmlns:cx4="http://schemas.microsoft.com/office/drawing/2016/5/10/chartex" xmlns:cx5="http://schemas.microsoft.com/office/drawing/2016/5/11/chartex" xmlns:cx6="http://schemas.microsoft.com/office/drawing/2016/5/12/chartex" xmlns:cx7="http://schemas.microsoft.com/office/drawing/2016/5/13/chartex" xmlns:cx8="http://schemas.microsoft.com/office/drawing/2016/5/14/chartex" xmlns:mc="http://schemas.openxmlformats.org/markup-compatibility/2006" xmlns:aink="http://schemas.microsoft.com/office/drawing/2016/ink" xmlns:am3d="http://schemas.microsoft.com/office/drawing/2017/model3d" xmlns:o="urn:schemas-microsoft-com:office:office" xmlns:oel="http://schemas.microsoft.com/office/2019/extlst" xmlns:r="http://schemas.openxmlformats.org/officeDocument/2006/relationships" xmlns:m="http://schemas.openxmlformats.org/officeDocument/2006/math" xmlns:v="urn:schemas-microsoft-com:vml" xmlns:wp14="http://schemas.microsoft.com/office/word/2010/wordprocessingDrawing" xmlns:wp="http://schemas.openxmlformats.org/drawingml/2006/wordprocessingDrawing" xmlns:w10="urn:schemas-microsoft-com:office:word" xmlns:w="http://schemas.openxmlformats.org/wordprocessingml/2006/main" xmlns:w14="http://schemas.microsoft.com/office/word/2010/wordml" xmlns:w15="http://schemas.microsoft.com/office/word/2012/wordml" xmlns:w16cex="http://schemas.microsoft.com/office/word/2018/wordml/cex" xmlns:w16cid="http://schemas.microsoft.com/office/word/2016/wordml/cid" xmlns:w16="http://schemas.microsoft.com/office/word/2018/wordml" xmlns:w16sdtdh="http://schemas.microsoft.com/office/word/2020/wordml/sdtdatahash" xmlns:w16se="http://schemas.microsoft.com/office/word/2015/wordml/symex" xmlns:wpg="http://schemas.microsoft.com/office/word/2010/wordprocessingGroup" xmlns:wpi="http://schemas.microsoft.com/office/word/2010/wordprocessingInk" xmlns:wne="http://schemas.microsoft.com/office/word/2006/wordml" xmlns:wps="http://schemas.microsoft.com/office/word/2010/wordprocessingShape" mc:Ignorable="w14 w15 w16se w16cid w16 w16cex w16sdtdh wp14">
   <w:footnote w:type="separator" w:id="-1">
     <w:p>
       <w:pPr>
@@ -2650,7 +2736,7 @@
 </file>
 
 <file path=word/header1.xml><?xml version="1.0" encoding="utf-8"?>
-<w:hdr xmlns:wpc="http://schemas.microsoft.com/office/word/2010/wordprocessingCanvas" xmlns:cx="http://schemas.microsoft.com/office/drawing/2014/chartex" xmlns:cx1="http://schemas.microsoft.com/office/drawing/2015/9/8/chartex" xmlns:cx2="http://schemas.microsoft.com/office/drawing/2015/10/21/chartex" xmlns:cx3="http://schemas.microsoft.com/office/drawing/2016/5/9/chartex" xmlns:cx4="http://schemas.microsoft.com/office/drawing/2016/5/10/chartex" xmlns:cx5="http://schemas.microsoft.com/office/drawing/2016/5/11/chartex" xmlns:cx6="http://schemas.microsoft.com/office/drawing/2016/5/12/chartex" xmlns:cx7="http://schemas.microsoft.com/office/drawing/2016/5/13/chartex" xmlns:cx8="http://schemas.microsoft.com/office/drawing/2016/5/14/chartex" xmlns:mc="http://schemas.openxmlformats.org/markup-compatibility/2006" xmlns:aink="http://schemas.microsoft.com/office/drawing/2016/ink" xmlns:am3d="http://schemas.microsoft.com/office/drawing/2017/model3d" xmlns:o="urn:schemas-microsoft-com:office:office" xmlns:oel="http://schemas.microsoft.com/office/2019/extlst" xmlns:r="http://schemas.openxmlformats.org/officeDocument/2006/relationships" xmlns:m="http://schemas.openxmlformats.org/officeDocument/2006/math" xmlns:v="urn:schemas-microsoft-com:vml" xmlns:wp14="http://schemas.microsoft.com/office/word/2010/wordprocessingDrawing" xmlns:wp="http://schemas.openxmlformats.org/drawingml/2006/wordprocessingDrawing" xmlns:w10="urn:schemas-microsoft-com:office:word" xmlns:w="http://schemas.openxmlformats.org/wordprocessingml/2006/main" xmlns:w14="http://schemas.microsoft.com/office/word/2010/wordml" xmlns:w15="http://schemas.microsoft.com/office/word/2012/wordml" xmlns:w16cex="http://schemas.microsoft.com/office/word/2018/wordml/cex" xmlns:w16cid="http://schemas.microsoft.com/office/word/2016/wordml/cid" xmlns:w16="http://schemas.microsoft.com/office/word/2018/wordml" xmlns:w16du="http://schemas.microsoft.com/office/word/2023/wordml/word16du" xmlns:w16sdtdh="http://schemas.microsoft.com/office/word/2020/wordml/sdtdatahash" xmlns:w16se="http://schemas.microsoft.com/office/word/2015/wordml/symex" xmlns:wpg="http://schemas.microsoft.com/office/word/2010/wordprocessingGroup" xmlns:wpi="http://schemas.microsoft.com/office/word/2010/wordprocessingInk" xmlns:wne="http://schemas.microsoft.com/office/word/2006/wordml" xmlns:wps="http://schemas.microsoft.com/office/word/2010/wordprocessingShape" mc:Ignorable="w14 w15 w16se w16cid w16 w16cex w16sdtdh w16du wp14">
+<w:hdr xmlns:wpc="http://schemas.microsoft.com/office/word/2010/wordprocessingCanvas" xmlns:cx="http://schemas.microsoft.com/office/drawing/2014/chartex" xmlns:cx1="http://schemas.microsoft.com/office/drawing/2015/9/8/chartex" xmlns:cx2="http://schemas.microsoft.com/office/drawing/2015/10/21/chartex" xmlns:cx3="http://schemas.microsoft.com/office/drawing/2016/5/9/chartex" xmlns:cx4="http://schemas.microsoft.com/office/drawing/2016/5/10/chartex" xmlns:cx5="http://schemas.microsoft.com/office/drawing/2016/5/11/chartex" xmlns:cx6="http://schemas.microsoft.com/office/drawing/2016/5/12/chartex" xmlns:cx7="http://schemas.microsoft.com/office/drawing/2016/5/13/chartex" xmlns:cx8="http://schemas.microsoft.com/office/drawing/2016/5/14/chartex" xmlns:mc="http://schemas.openxmlformats.org/markup-compatibility/2006" xmlns:aink="http://schemas.microsoft.com/office/drawing/2016/ink" xmlns:am3d="http://schemas.microsoft.com/office/drawing/2017/model3d" xmlns:o="urn:schemas-microsoft-com:office:office" xmlns:oel="http://schemas.microsoft.com/office/2019/extlst" xmlns:r="http://schemas.openxmlformats.org/officeDocument/2006/relationships" xmlns:m="http://schemas.openxmlformats.org/officeDocument/2006/math" xmlns:v="urn:schemas-microsoft-com:vml" xmlns:wp14="http://schemas.microsoft.com/office/word/2010/wordprocessingDrawing" xmlns:wp="http://schemas.openxmlformats.org/drawingml/2006/wordprocessingDrawing" xmlns:w10="urn:schemas-microsoft-com:office:word" xmlns:w="http://schemas.openxmlformats.org/wordprocessingml/2006/main" xmlns:w14="http://schemas.microsoft.com/office/word/2010/wordml" xmlns:w15="http://schemas.microsoft.com/office/word/2012/wordml" xmlns:w16cex="http://schemas.microsoft.com/office/word/2018/wordml/cex" xmlns:w16cid="http://schemas.microsoft.com/office/word/2016/wordml/cid" xmlns:w16="http://schemas.microsoft.com/office/word/2018/wordml" xmlns:w16sdtdh="http://schemas.microsoft.com/office/word/2020/wordml/sdtdatahash" xmlns:w16se="http://schemas.microsoft.com/office/word/2015/wordml/symex" xmlns:wpg="http://schemas.microsoft.com/office/word/2010/wordprocessingGroup" xmlns:wpi="http://schemas.microsoft.com/office/word/2010/wordprocessingInk" xmlns:wne="http://schemas.microsoft.com/office/word/2006/wordml" xmlns:wps="http://schemas.microsoft.com/office/word/2010/wordprocessingShape" mc:Ignorable="w14 w15 w16se w16cid w16 w16cex w16sdtdh wp14">
   <w:p>
     <w:pPr>
       <w:pStyle w:val="Header"/>
@@ -2661,7 +2747,7 @@
 </file>
 
 <file path=word/numbering.xml><?xml version="1.0" encoding="utf-8"?>
-<w:numbering xmlns:wpc="http://schemas.microsoft.com/office/word/2010/wordprocessingCanvas" xmlns:cx="http://schemas.microsoft.com/office/drawing/2014/chartex" xmlns:cx1="http://schemas.microsoft.com/office/drawing/2015/9/8/chartex" xmlns:cx2="http://schemas.microsoft.com/office/drawing/2015/10/21/chartex" xmlns:cx3="http://schemas.microsoft.com/office/drawing/2016/5/9/chartex" xmlns:cx4="http://schemas.microsoft.com/office/drawing/2016/5/10/chartex" xmlns:cx5="http://schemas.microsoft.com/office/drawing/2016/5/11/chartex" xmlns:cx6="http://schemas.microsoft.com/office/drawing/2016/5/12/chartex" xmlns:cx7="http://schemas.microsoft.com/office/drawing/2016/5/13/chartex" xmlns:cx8="http://schemas.microsoft.com/office/drawing/2016/5/14/chartex" xmlns:mc="http://schemas.openxmlformats.org/markup-compatibility/2006" xmlns:aink="http://schemas.microsoft.com/office/drawing/2016/ink" xmlns:am3d="http://schemas.microsoft.com/office/drawing/2017/model3d" xmlns:o="urn:schemas-microsoft-com:office:office" xmlns:oel="http://schemas.microsoft.com/office/2019/extlst" xmlns:r="http://schemas.openxmlformats.org/officeDocument/2006/relationships" xmlns:m="http://schemas.openxmlformats.org/officeDocument/2006/math" xmlns:v="urn:schemas-microsoft-com:vml" xmlns:wp14="http://schemas.microsoft.com/office/word/2010/wordprocessingDrawing" xmlns:wp="http://schemas.openxmlformats.org/drawingml/2006/wordprocessingDrawing" xmlns:w10="urn:schemas-microsoft-com:office:word" xmlns:w="http://schemas.openxmlformats.org/wordprocessingml/2006/main" xmlns:w14="http://schemas.microsoft.com/office/word/2010/wordml" xmlns:w15="http://schemas.microsoft.com/office/word/2012/wordml" xmlns:w16cex="http://schemas.microsoft.com/office/word/2018/wordml/cex" xmlns:w16cid="http://schemas.microsoft.com/office/word/2016/wordml/cid" xmlns:w16="http://schemas.microsoft.com/office/word/2018/wordml" xmlns:w16du="http://schemas.microsoft.com/office/word/2023/wordml/word16du" xmlns:w16sdtdh="http://schemas.microsoft.com/office/word/2020/wordml/sdtdatahash" xmlns:w16se="http://schemas.microsoft.com/office/word/2015/wordml/symex" xmlns:wpg="http://schemas.microsoft.com/office/word/2010/wordprocessingGroup" xmlns:wpi="http://schemas.microsoft.com/office/word/2010/wordprocessingInk" xmlns:wne="http://schemas.microsoft.com/office/word/2006/wordml" xmlns:wps="http://schemas.microsoft.com/office/word/2010/wordprocessingShape" mc:Ignorable="w14 w15 w16se w16cid w16 w16cex w16sdtdh w16du wp14">
+<w:numbering xmlns:wpc="http://schemas.microsoft.com/office/word/2010/wordprocessingCanvas" xmlns:cx="http://schemas.microsoft.com/office/drawing/2014/chartex" xmlns:cx1="http://schemas.microsoft.com/office/drawing/2015/9/8/chartex" xmlns:cx2="http://schemas.microsoft.com/office/drawing/2015/10/21/chartex" xmlns:cx3="http://schemas.microsoft.com/office/drawing/2016/5/9/chartex" xmlns:cx4="http://schemas.microsoft.com/office/drawing/2016/5/10/chartex" xmlns:cx5="http://schemas.microsoft.com/office/drawing/2016/5/11/chartex" xmlns:cx6="http://schemas.microsoft.com/office/drawing/2016/5/12/chartex" xmlns:cx7="http://schemas.microsoft.com/office/drawing/2016/5/13/chartex" xmlns:cx8="http://schemas.microsoft.com/office/drawing/2016/5/14/chartex" xmlns:mc="http://schemas.openxmlformats.org/markup-compatibility/2006" xmlns:aink="http://schemas.microsoft.com/office/drawing/2016/ink" xmlns:am3d="http://schemas.microsoft.com/office/drawing/2017/model3d" xmlns:o="urn:schemas-microsoft-com:office:office" xmlns:oel="http://schemas.microsoft.com/office/2019/extlst" xmlns:r="http://schemas.openxmlformats.org/officeDocument/2006/relationships" xmlns:m="http://schemas.openxmlformats.org/officeDocument/2006/math" xmlns:v="urn:schemas-microsoft-com:vml" xmlns:wp14="http://schemas.microsoft.com/office/word/2010/wordprocessingDrawing" xmlns:wp="http://schemas.openxmlformats.org/drawingml/2006/wordprocessingDrawing" xmlns:w10="urn:schemas-microsoft-com:office:word" xmlns:w="http://schemas.openxmlformats.org/wordprocessingml/2006/main" xmlns:w14="http://schemas.microsoft.com/office/word/2010/wordml" xmlns:w15="http://schemas.microsoft.com/office/word/2012/wordml" xmlns:w16cex="http://schemas.microsoft.com/office/word/2018/wordml/cex" xmlns:w16cid="http://schemas.microsoft.com/office/word/2016/wordml/cid" xmlns:w16="http://schemas.microsoft.com/office/word/2018/wordml" xmlns:w16sdtdh="http://schemas.microsoft.com/office/word/2020/wordml/sdtdatahash" xmlns:w16se="http://schemas.microsoft.com/office/word/2015/wordml/symex" xmlns:wpg="http://schemas.microsoft.com/office/word/2010/wordprocessingGroup" xmlns:wpi="http://schemas.microsoft.com/office/word/2010/wordprocessingInk" xmlns:wne="http://schemas.microsoft.com/office/word/2006/wordml" xmlns:wps="http://schemas.microsoft.com/office/word/2010/wordprocessingShape" mc:Ignorable="w14 w15 w16se w16cid w16 w16cex w16sdtdh wp14">
   <w:abstractNum w:abstractNumId="0" w15:restartNumberingAfterBreak="0">
     <w:nsid w:val="13A00DEC"/>
     <w:multiLevelType w:val="hybridMultilevel"/>
@@ -3125,7 +3211,7 @@
 </file>
 
 <file path=word/styles.xml><?xml version="1.0" encoding="utf-8"?>
-<w:styles xmlns:mc="http://schemas.openxmlformats.org/markup-compatibility/2006" xmlns:r="http://schemas.openxmlformats.org/officeDocument/2006/relationships" xmlns:w="http://schemas.openxmlformats.org/wordprocessingml/2006/main" xmlns:w14="http://schemas.microsoft.com/office/word/2010/wordml" xmlns:w15="http://schemas.microsoft.com/office/word/2012/wordml" xmlns:w16cex="http://schemas.microsoft.com/office/word/2018/wordml/cex" xmlns:w16cid="http://schemas.microsoft.com/office/word/2016/wordml/cid" xmlns:w16="http://schemas.microsoft.com/office/word/2018/wordml" xmlns:w16du="http://schemas.microsoft.com/office/word/2023/wordml/word16du" xmlns:w16sdtdh="http://schemas.microsoft.com/office/word/2020/wordml/sdtdatahash" xmlns:w16se="http://schemas.microsoft.com/office/word/2015/wordml/symex" mc:Ignorable="w14 w15 w16se w16cid w16 w16cex w16sdtdh w16du">
+<w:styles xmlns:mc="http://schemas.openxmlformats.org/markup-compatibility/2006" xmlns:r="http://schemas.openxmlformats.org/officeDocument/2006/relationships" xmlns:w="http://schemas.openxmlformats.org/wordprocessingml/2006/main" xmlns:w14="http://schemas.microsoft.com/office/word/2010/wordml" xmlns:w15="http://schemas.microsoft.com/office/word/2012/wordml" xmlns:w16cex="http://schemas.microsoft.com/office/word/2018/wordml/cex" xmlns:w16cid="http://schemas.microsoft.com/office/word/2016/wordml/cid" xmlns:w16="http://schemas.microsoft.com/office/word/2018/wordml" xmlns:w16sdtdh="http://schemas.microsoft.com/office/word/2020/wordml/sdtdatahash" xmlns:w16se="http://schemas.microsoft.com/office/word/2015/wordml/symex" mc:Ignorable="w14 w15 w16se w16cid w16 w16cex w16sdtdh">
   <w:docDefaults>
     <w:rPrDefault>
       <w:rPr>

--- a/Courses/Software-Sciences/IT-Module-3-Web-Design/09-HTML-Basics/09-HTML-Basics-Exercises.docx
+++ b/Courses/Software-Sciences/IT-Module-3-Web-Design/09-HTML-Basics/09-HTML-Basics-Exercises.docx
@@ -84,7 +84,7 @@
           <w:noProof/>
         </w:rPr>
         <w:drawing>
-          <wp:inline distT="0" distB="0" distL="0" distR="0" wp14:anchorId="73F5C6D6" wp14:editId="30E38258">
+          <wp:inline distT="0" distB="0" distL="0" distR="0" wp14:anchorId="73F5C6D6" wp14:editId="202DA720">
             <wp:extent cx="1065886" cy="497260"/>
             <wp:effectExtent l="0" t="0" r="1270" b="0"/>
             <wp:docPr id="470543985" name="Picture 1"/>
@@ -800,7 +800,7 @@
         <mc:AlternateContent>
           <mc:Choice Requires="wps">
             <w:drawing>
-              <wp:anchor distT="0" distB="0" distL="114300" distR="114300" simplePos="0" relativeHeight="251662336" behindDoc="0" locked="0" layoutInCell="1" allowOverlap="1" wp14:anchorId="31CCE2F1" wp14:editId="1CB75BCB">
+              <wp:anchor distT="0" distB="0" distL="114300" distR="114300" simplePos="0" relativeHeight="251662336" behindDoc="0" locked="0" layoutInCell="1" allowOverlap="1" wp14:anchorId="31CCE2F1" wp14:editId="406153CC">
                 <wp:simplePos x="0" y="0"/>
                 <wp:positionH relativeFrom="column">
                   <wp:posOffset>2966085</wp:posOffset>
@@ -851,7 +851,7 @@
           </mc:Choice>
           <mc:Fallback>
             <w:pict>
-              <v:shapetype w14:anchorId="5201F01A" id="_x0000_t13" coordsize="21600,21600" o:spt="13" adj="16200,5400" path="m@0,l@0@1,0@1,0@2@0@2@0,21600,21600,10800xe">
+              <v:shapetype w14:anchorId="2DA7A331" id="_x0000_t13" coordsize="21600,21600" o:spt="13" adj="16200,5400" path="m@0,l@0@1,0@1,0@2@0@2@0,21600,21600,10800xe">
                 <v:stroke joinstyle="miter"/>
                 <v:formulas>
                   <v:f eqn="val #0"/>
@@ -945,7 +945,7 @@
           <w:lang w:val="bg-BG"/>
         </w:rPr>
         <w:drawing>
-          <wp:anchor distT="0" distB="0" distL="114300" distR="114300" simplePos="0" relativeHeight="251661312" behindDoc="0" locked="0" layoutInCell="1" allowOverlap="1" wp14:anchorId="73CF6997" wp14:editId="41493783">
+          <wp:anchor distT="0" distB="0" distL="114300" distR="114300" simplePos="0" relativeHeight="251661312" behindDoc="0" locked="0" layoutInCell="1" allowOverlap="1" wp14:anchorId="73CF6997" wp14:editId="006AE707">
             <wp:simplePos x="0" y="0"/>
             <wp:positionH relativeFrom="column">
               <wp:posOffset>52705</wp:posOffset>
@@ -1143,6 +1143,21 @@
     </w:p>
     <w:p>
       <w:pPr>
+        <w:spacing w:after="0"/>
+      </w:pPr>
+    </w:p>
+    <w:p>
+      <w:pPr>
+        <w:spacing w:after="0"/>
+      </w:pPr>
+    </w:p>
+    <w:p>
+      <w:pPr>
+        <w:spacing w:after="0"/>
+      </w:pPr>
+    </w:p>
+    <w:p>
+      <w:pPr>
         <w:pStyle w:val="ListParagraph"/>
         <w:numPr>
           <w:ilvl w:val="0"/>
@@ -1159,17 +1174,17 @@
         </w:rPr>
         <w:lastRenderedPageBreak/>
         <w:drawing>
-          <wp:anchor distT="0" distB="0" distL="114300" distR="114300" simplePos="0" relativeHeight="251658240" behindDoc="0" locked="0" layoutInCell="1" allowOverlap="1" wp14:anchorId="3E3A98FD" wp14:editId="0339E488">
+          <wp:anchor distT="0" distB="0" distL="114300" distR="114300" simplePos="0" relativeHeight="251658240" behindDoc="0" locked="0" layoutInCell="1" allowOverlap="1" wp14:anchorId="3E3A98FD" wp14:editId="5C09D630">
             <wp:simplePos x="0" y="0"/>
             <wp:positionH relativeFrom="column">
-              <wp:posOffset>12065</wp:posOffset>
+              <wp:posOffset>2887</wp:posOffset>
             </wp:positionH>
-            <wp:positionV relativeFrom="paragraph">
-              <wp:posOffset>213995</wp:posOffset>
+            <wp:positionV relativeFrom="page">
+              <wp:posOffset>834390</wp:posOffset>
             </wp:positionV>
-            <wp:extent cx="2821940" cy="1316990"/>
-            <wp:effectExtent l="12700" t="12700" r="10160" b="16510"/>
-            <wp:wrapSquare wrapText="bothSides"/>
+            <wp:extent cx="3002280" cy="1695450"/>
+            <wp:effectExtent l="12700" t="12700" r="7620" b="19050"/>
+            <wp:wrapTopAndBottom/>
             <wp:docPr id="690724171" name="Picture 2"/>
             <wp:cNvGraphicFramePr>
               <a:graphicFrameLocks xmlns:a="http://schemas.openxmlformats.org/drawingml/2006/main" noChangeAspect="1"/>
@@ -1178,7 +1193,7 @@
               <a:graphicData uri="http://schemas.openxmlformats.org/drawingml/2006/picture">
                 <pic:pic xmlns:pic="http://schemas.openxmlformats.org/drawingml/2006/picture">
                   <pic:nvPicPr>
-                    <pic:cNvPr id="690724171" name="Picture 690724171"/>
+                    <pic:cNvPr id="690724171" name="Picture 2"/>
                     <pic:cNvPicPr/>
                   </pic:nvPicPr>
                   <pic:blipFill>
@@ -1196,7 +1211,7 @@
                   <pic:spPr>
                     <a:xfrm>
                       <a:off x="0" y="0"/>
-                      <a:ext cx="2821940" cy="1316990"/>
+                      <a:ext cx="3002280" cy="1695450"/>
                     </a:xfrm>
                     <a:prstGeom prst="rect">
                       <a:avLst/>
@@ -1258,41 +1273,6 @@
     </w:p>
     <w:p>
       <w:pPr>
-        <w:rPr>
-          <w:lang w:val="bg-BG"/>
-        </w:rPr>
-      </w:pPr>
-    </w:p>
-    <w:p>
-      <w:pPr>
-        <w:rPr>
-          <w:lang w:val="bg-BG"/>
-        </w:rPr>
-      </w:pPr>
-    </w:p>
-    <w:p>
-      <w:pPr>
-        <w:rPr>
-          <w:lang w:val="bg-BG"/>
-        </w:rPr>
-      </w:pPr>
-    </w:p>
-    <w:p>
-      <w:pPr>
-        <w:rPr>
-          <w:lang w:val="bg-BG"/>
-        </w:rPr>
-      </w:pPr>
-    </w:p>
-    <w:p>
-      <w:pPr>
-        <w:rPr>
-          <w:lang w:val="bg-BG"/>
-        </w:rPr>
-      </w:pPr>
-    </w:p>
-    <w:p>
-      <w:pPr>
         <w:pStyle w:val="ListParagraph"/>
         <w:numPr>
           <w:ilvl w:val="0"/>
@@ -1370,9 +1350,9 @@
           <w:lang w:val="bg-BG"/>
         </w:rPr>
         <w:drawing>
-          <wp:inline distT="0" distB="0" distL="0" distR="0" wp14:anchorId="483D6C02" wp14:editId="78B2D05E">
-            <wp:extent cx="3394458" cy="874395"/>
-            <wp:effectExtent l="12700" t="12700" r="9525" b="14605"/>
+          <wp:inline distT="0" distB="0" distL="0" distR="0" wp14:anchorId="483D6C02" wp14:editId="3E158E88">
+            <wp:extent cx="3401695" cy="1199768"/>
+            <wp:effectExtent l="12700" t="12700" r="14605" b="6985"/>
             <wp:docPr id="1937982400" name="Picture 3"/>
             <wp:cNvGraphicFramePr>
               <a:graphicFrameLocks xmlns:a="http://schemas.openxmlformats.org/drawingml/2006/main" noChangeAspect="1"/>
@@ -1381,7 +1361,7 @@
               <a:graphicData uri="http://schemas.openxmlformats.org/drawingml/2006/picture">
                 <pic:pic xmlns:pic="http://schemas.openxmlformats.org/drawingml/2006/picture">
                   <pic:nvPicPr>
-                    <pic:cNvPr id="1937982400" name="Picture 1937982400"/>
+                    <pic:cNvPr id="1937982400" name="Picture 3"/>
                     <pic:cNvPicPr/>
                   </pic:nvPicPr>
                   <pic:blipFill>
@@ -1399,7 +1379,7 @@
                   <pic:spPr>
                     <a:xfrm>
                       <a:off x="0" y="0"/>
-                      <a:ext cx="3498386" cy="901166"/>
+                      <a:ext cx="3455696" cy="1218814"/>
                     </a:xfrm>
                     <a:prstGeom prst="rect">
                       <a:avLst/>

--- a/Courses/Software-Sciences/IT-Module-3-Web-Design/09-HTML-Basics/09-HTML-Basics-Exercises.docx
+++ b/Courses/Software-Sciences/IT-Module-3-Web-Design/09-HTML-Basics/09-HTML-Basics-Exercises.docx
@@ -84,7 +84,7 @@
           <w:noProof/>
         </w:rPr>
         <w:drawing>
-          <wp:inline distT="0" distB="0" distL="0" distR="0" wp14:anchorId="73F5C6D6" wp14:editId="202DA720">
+          <wp:inline distT="0" distB="0" distL="0" distR="0" wp14:anchorId="73F5C6D6" wp14:editId="57EC3E4F">
             <wp:extent cx="1065886" cy="497260"/>
             <wp:effectExtent l="0" t="0" r="1270" b="0"/>
             <wp:docPr id="470543985" name="Picture 1"/>
@@ -945,7 +945,7 @@
           <w:lang w:val="bg-BG"/>
         </w:rPr>
         <w:drawing>
-          <wp:anchor distT="0" distB="0" distL="114300" distR="114300" simplePos="0" relativeHeight="251661312" behindDoc="0" locked="0" layoutInCell="1" allowOverlap="1" wp14:anchorId="73CF6997" wp14:editId="006AE707">
+          <wp:anchor distT="0" distB="0" distL="114300" distR="114300" simplePos="0" relativeHeight="251661312" behindDoc="0" locked="0" layoutInCell="1" allowOverlap="1" wp14:anchorId="73CF6997" wp14:editId="4E1A0986">
             <wp:simplePos x="0" y="0"/>
             <wp:positionH relativeFrom="column">
               <wp:posOffset>52705</wp:posOffset>
@@ -1249,6 +1249,20 @@
           <w:lang w:val="bg-BG"/>
         </w:rPr>
         <w:t>структурни тагове</w:t>
+      </w:r>
+      <w:r>
+        <w:rPr>
+          <w:lang w:val="bg-BG"/>
+        </w:rPr>
+        <w:t>,</w:t>
+      </w:r>
+      <w:r>
+        <w:rPr>
+          <w:b/>
+          <w:bCs/>
+          <w:lang w:val="bg-BG"/>
+        </w:rPr>
+        <w:t xml:space="preserve"> семантичните секции</w:t>
       </w:r>
       <w:r>
         <w:rPr>

--- a/Courses/Software-Sciences/IT-Module-3-Web-Design/09-HTML-Basics/09-HTML-Basics-Exercises.docx
+++ b/Courses/Software-Sciences/IT-Module-3-Web-Design/09-HTML-Basics/09-HTML-Basics-Exercises.docx
@@ -84,7 +84,7 @@
           <w:noProof/>
         </w:rPr>
         <w:drawing>
-          <wp:inline distT="0" distB="0" distL="0" distR="0" wp14:anchorId="73F5C6D6" wp14:editId="57EC3E4F">
+          <wp:inline distT="0" distB="0" distL="0" distR="0" wp14:anchorId="73F5C6D6" wp14:editId="54612797">
             <wp:extent cx="1065886" cy="497260"/>
             <wp:effectExtent l="0" t="0" r="1270" b="0"/>
             <wp:docPr id="470543985" name="Picture 1"/>
@@ -659,37 +659,33 @@
       </w:r>
       <w:r>
         <w:rPr>
+          <w:rFonts w:ascii="Calibri" w:hAnsi="Calibri" w:cs="Calibri"/>
+          <w:b/>
+          <w:bCs/>
+          <w:lang w:val="bg-BG"/>
+        </w:rPr>
+        <w:t xml:space="preserve">семантични елементи </w:t>
+      </w:r>
+      <w:r>
+        <w:rPr>
+          <w:rFonts w:ascii="Calibri" w:hAnsi="Calibri" w:cs="Calibri"/>
+          <w:lang w:val="bg-BG"/>
+        </w:rPr>
+        <w:t>(</w:t>
+      </w:r>
+      <w:r>
+        <w:rPr>
           <w:rFonts w:ascii="Consolas" w:hAnsi="Consolas" w:cs="Consolas"/>
           <w:b/>
           <w:bCs/>
         </w:rPr>
-        <w:t>div</w:t>
-      </w:r>
-      <w:r>
-        <w:rPr>
-          <w:lang w:val="bg-BG"/>
-        </w:rPr>
-        <w:t xml:space="preserve">, </w:t>
-      </w:r>
-      <w:r>
-        <w:rPr>
-          <w:b/>
-          <w:bCs/>
-          <w:lang w:val="bg-BG"/>
-        </w:rPr>
-        <w:t>заглавие</w:t>
-      </w:r>
-      <w:r>
-        <w:rPr>
-          <w:lang w:val="bg-BG"/>
-        </w:rPr>
-        <w:t xml:space="preserve"> </w:t>
-      </w:r>
-      <w:r>
-        <w:rPr>
-          <w:lang w:val="bg-BG"/>
-        </w:rPr>
-        <w:t>(</w:t>
+        <w:t>&lt;header&gt;</w:t>
+      </w:r>
+      <w:r>
+        <w:rPr>
+          <w:rFonts w:ascii="Calibri" w:hAnsi="Calibri" w:cs="Calibri"/>
+        </w:rPr>
+        <w:t>,</w:t>
       </w:r>
       <w:r>
         <w:rPr>
@@ -697,54 +693,47 @@
           <w:b/>
           <w:bCs/>
         </w:rPr>
-        <w:t>h</w:t>
+        <w:t xml:space="preserve"> &lt;main&gt;</w:t>
+      </w:r>
+      <w:r>
+        <w:rPr>
+          <w:rFonts w:ascii="Calibri" w:hAnsi="Calibri" w:cs="Calibri"/>
+        </w:rPr>
+        <w:t>)</w:t>
+      </w:r>
+      <w:r>
+        <w:rPr>
+          <w:lang w:val="bg-BG"/>
+        </w:rPr>
+        <w:t xml:space="preserve">, </w:t>
+      </w:r>
+      <w:r>
+        <w:rPr>
+          <w:b/>
+          <w:bCs/>
+          <w:lang w:val="bg-BG"/>
+        </w:rPr>
+        <w:t>заглавие</w:t>
+      </w:r>
+      <w:r>
+        <w:rPr>
+          <w:lang w:val="bg-BG"/>
+        </w:rPr>
+        <w:t xml:space="preserve"> </w:t>
+      </w:r>
+      <w:r>
+        <w:rPr>
+          <w:lang w:val="bg-BG"/>
+        </w:rPr>
+        <w:t>(</w:t>
       </w:r>
       <w:r>
         <w:rPr>
           <w:rFonts w:ascii="Consolas" w:hAnsi="Consolas" w:cs="Consolas"/>
           <w:b/>
           <w:bCs/>
-          <w:lang w:val="bg-BG"/>
-        </w:rPr>
-        <w:t>1</w:t>
-      </w:r>
-      <w:r>
-        <w:rPr>
-          <w:lang w:val="bg-BG"/>
-        </w:rPr>
-        <w:t xml:space="preserve">) </w:t>
-      </w:r>
-      <w:r>
-        <w:rPr>
-          <w:lang w:val="bg-BG"/>
-        </w:rPr>
-        <w:t>и</w:t>
-      </w:r>
-      <w:r>
-        <w:rPr>
-          <w:lang w:val="bg-BG"/>
-        </w:rPr>
-        <w:t xml:space="preserve"> </w:t>
-      </w:r>
-      <w:r>
-        <w:rPr>
-          <w:b/>
-          <w:bCs/>
-          <w:lang w:val="bg-BG"/>
-        </w:rPr>
-        <w:t>параграф</w:t>
-      </w:r>
-      <w:r>
-        <w:rPr>
-          <w:lang w:val="bg-BG"/>
-        </w:rPr>
-        <w:t xml:space="preserve"> </w:t>
-      </w:r>
-      <w:r>
-        <w:rPr>
-          <w:lang w:val="bg-BG"/>
-        </w:rPr>
-        <w:t>(</w:t>
+        </w:rPr>
+        <w:t>&lt;</w:t>
       </w:r>
       <w:r>
         <w:rPr>
@@ -752,7 +741,86 @@
           <w:b/>
           <w:bCs/>
         </w:rPr>
+        <w:t>h</w:t>
+      </w:r>
+      <w:r>
+        <w:rPr>
+          <w:rFonts w:ascii="Consolas" w:hAnsi="Consolas" w:cs="Consolas"/>
+          <w:b/>
+          <w:bCs/>
+          <w:lang w:val="bg-BG"/>
+        </w:rPr>
+        <w:t>1</w:t>
+      </w:r>
+      <w:r>
+        <w:rPr>
+          <w:rFonts w:ascii="Consolas" w:hAnsi="Consolas" w:cs="Consolas"/>
+          <w:b/>
+          <w:bCs/>
+        </w:rPr>
+        <w:t>&gt;</w:t>
+      </w:r>
+      <w:r>
+        <w:rPr>
+          <w:lang w:val="bg-BG"/>
+        </w:rPr>
+        <w:t xml:space="preserve">) </w:t>
+      </w:r>
+      <w:r>
+        <w:rPr>
+          <w:lang w:val="bg-BG"/>
+        </w:rPr>
+        <w:t>и</w:t>
+      </w:r>
+      <w:r>
+        <w:rPr>
+          <w:lang w:val="bg-BG"/>
+        </w:rPr>
+        <w:t xml:space="preserve"> </w:t>
+      </w:r>
+      <w:r>
+        <w:rPr>
+          <w:b/>
+          <w:bCs/>
+          <w:lang w:val="bg-BG"/>
+        </w:rPr>
+        <w:t>параграф</w:t>
+      </w:r>
+      <w:r>
+        <w:rPr>
+          <w:lang w:val="bg-BG"/>
+        </w:rPr>
+        <w:t xml:space="preserve"> </w:t>
+      </w:r>
+      <w:r>
+        <w:rPr>
+          <w:lang w:val="bg-BG"/>
+        </w:rPr>
+        <w:t>(</w:t>
+      </w:r>
+      <w:r>
+        <w:rPr>
+          <w:rFonts w:ascii="Consolas" w:hAnsi="Consolas" w:cs="Consolas"/>
+          <w:b/>
+          <w:bCs/>
+        </w:rPr>
+        <w:t>&lt;</w:t>
+      </w:r>
+      <w:r>
+        <w:rPr>
+          <w:rFonts w:ascii="Consolas" w:hAnsi="Consolas" w:cs="Consolas"/>
+          <w:b/>
+          <w:bCs/>
+        </w:rPr>
         <w:t>p</w:t>
+      </w:r>
+      <w:r>
+        <w:rPr>
+          <w:rFonts w:ascii="Consolas" w:hAnsi="Consolas" w:cs="Consolas"/>
+          <w:b/>
+          <w:bCs/>
+        </w:rPr>
+        <w:t>&gt;</w:t>
       </w:r>
       <w:r>
         <w:rPr>
@@ -945,7 +1013,7 @@
           <w:lang w:val="bg-BG"/>
         </w:rPr>
         <w:drawing>
-          <wp:anchor distT="0" distB="0" distL="114300" distR="114300" simplePos="0" relativeHeight="251661312" behindDoc="0" locked="0" layoutInCell="1" allowOverlap="1" wp14:anchorId="73CF6997" wp14:editId="4E1A0986">
+          <wp:anchor distT="0" distB="0" distL="114300" distR="114300" simplePos="0" relativeHeight="251661312" behindDoc="0" locked="0" layoutInCell="1" allowOverlap="1" wp14:anchorId="73CF6997" wp14:editId="73DBDAAD">
             <wp:simplePos x="0" y="0"/>
             <wp:positionH relativeFrom="column">
               <wp:posOffset>52705</wp:posOffset>
@@ -1135,11 +1203,6 @@
         </w:rPr>
         <w:t xml:space="preserve"> </w:t>
       </w:r>
-    </w:p>
-    <w:p>
-      <w:pPr>
-        <w:spacing w:after="0"/>
-      </w:pPr>
     </w:p>
     <w:p>
       <w:pPr>

--- a/Courses/Software-Sciences/IT-Module-3-Web-Design/09-HTML-Basics/09-HTML-Basics-Exercises.docx
+++ b/Courses/Software-Sciences/IT-Module-3-Web-Design/09-HTML-Basics/09-HTML-Basics-Exercises.docx
@@ -84,9 +84,9 @@
           <w:noProof/>
         </w:rPr>
         <w:drawing>
-          <wp:inline distT="0" distB="0" distL="0" distR="0" wp14:anchorId="73F5C6D6" wp14:editId="54612797">
-            <wp:extent cx="1065886" cy="497260"/>
-            <wp:effectExtent l="0" t="0" r="1270" b="0"/>
+          <wp:inline distT="0" distB="0" distL="0" distR="0" wp14:anchorId="73F5C6D6" wp14:editId="238B6339">
+            <wp:extent cx="1065886" cy="477023"/>
+            <wp:effectExtent l="0" t="0" r="1270" b="5715"/>
             <wp:docPr id="470543985" name="Picture 1"/>
             <wp:cNvGraphicFramePr>
               <a:graphicFrameLocks xmlns:a="http://schemas.openxmlformats.org/drawingml/2006/main" noChangeAspect="1"/>
@@ -115,7 +115,7 @@
                   <pic:spPr bwMode="auto">
                     <a:xfrm>
                       <a:off x="0" y="0"/>
-                      <a:ext cx="1065886" cy="497260"/>
+                      <a:ext cx="1065886" cy="477023"/>
                     </a:xfrm>
                     <a:prstGeom prst="rect">
                       <a:avLst/>
@@ -1013,7 +1013,7 @@
           <w:lang w:val="bg-BG"/>
         </w:rPr>
         <w:drawing>
-          <wp:anchor distT="0" distB="0" distL="114300" distR="114300" simplePos="0" relativeHeight="251661312" behindDoc="0" locked="0" layoutInCell="1" allowOverlap="1" wp14:anchorId="73CF6997" wp14:editId="73DBDAAD">
+          <wp:anchor distT="0" distB="0" distL="114300" distR="114300" simplePos="0" relativeHeight="251661312" behindDoc="0" locked="0" layoutInCell="1" allowOverlap="1" wp14:anchorId="73CF6997" wp14:editId="41062377">
             <wp:simplePos x="0" y="0"/>
             <wp:positionH relativeFrom="column">
               <wp:posOffset>52705</wp:posOffset>
